--- a/report/templates/template_default.docx
+++ b/report/templates/template_default.docx
@@ -731,8 +731,8 @@
           <w:lang w:val="en-US" w:eastAsia="zh-CN"/>
         </w:rPr>
       </w:pPr>
-      <w:bookmarkStart w:id="2" w:name="_Toc5922"/>
-      <w:bookmarkStart w:id="3" w:name="_Toc17938"/>
+      <w:bookmarkStart w:id="2" w:name="_Toc17938"/>
+      <w:bookmarkStart w:id="3" w:name="_Toc5922"/>
       <w:r>
         <w:rPr>
           <w:sz w:val="32"/>
@@ -1387,8 +1387,8 @@
           <w:lang w:val="en-US" w:eastAsia="zh-CN"/>
         </w:rPr>
       </w:pPr>
-      <w:bookmarkStart w:id="4" w:name="_Toc9647"/>
-      <w:bookmarkStart w:id="5" w:name="_Toc22194"/>
+      <w:bookmarkStart w:id="4" w:name="_Toc22194"/>
+      <w:bookmarkStart w:id="5" w:name="_Toc9647"/>
       <w:r>
         <w:rPr>
           <w:rFonts w:hint="eastAsia"/>
@@ -5106,7 +5106,7 @@
               <w:ind w:left="0" w:leftChars="0" w:right="0" w:rightChars="0" w:firstLine="0" w:firstLineChars="0"/>
               <w:jc w:val="center"/>
               <w:rPr>
-                <w:rFonts w:hint="default" w:ascii="Times New Roman" w:hAnsi="Times New Roman" w:eastAsia="宋体" w:cs="Times New Roman"/>
+                <w:rFonts w:hint="eastAsia" w:ascii="Times New Roman" w:hAnsi="Times New Roman" w:eastAsia="宋体" w:cs="Times New Roman"/>
                 <w:b/>
                 <w:bCs/>
                 <w:color w:val="auto"/>
@@ -5121,13 +5121,25 @@
                 <w:rFonts w:hint="eastAsia" w:cs="Times New Roman"/>
                 <w:b/>
                 <w:bCs/>
-                <w:color w:val="auto"/>
-                <w:kern w:val="2"/>
-                <w:sz w:val="20"/>
-                <w:szCs w:val="20"/>
-                <w:lang w:val="en-US" w:eastAsia="zh-CN" w:bidi="ar"/>
-              </w:rPr>
-              <w:t>Current Mode</w:t>
+                <w:kern w:val="2"/>
+                <w:sz w:val="20"/>
+                <w:szCs w:val="20"/>
+                <w:lang w:val="en-US" w:eastAsia="zh-CN" w:bidi="ar"/>
+              </w:rPr>
+              <w:t>Power</w:t>
+            </w:r>
+            <w:r>
+              <w:rPr>
+                <w:rFonts w:hint="eastAsia" w:cs="Times New Roman"/>
+                <w:b/>
+                <w:bCs/>
+                <w:color w:val="auto"/>
+                <w:kern w:val="2"/>
+                <w:sz w:val="20"/>
+                <w:szCs w:val="20"/>
+                <w:lang w:val="en-US" w:eastAsia="zh-CN" w:bidi="ar"/>
+              </w:rPr>
+              <w:t xml:space="preserve"> Mode</w:t>
             </w:r>
             <w:r>
               <w:rPr>
@@ -5219,15 +5231,20 @@
             </w:pPr>
             <w:r>
               <w:rPr>
-                <w:rFonts w:hint="eastAsia"/>
-                <w:b/>
-                <w:bCs/>
-                <w:color w:val="FF0000"/>
+                <w:rFonts w:hint="eastAsia" w:eastAsia="宋体"/>
+                <w:b/>
+                <w:bCs/>
+                <w:color w:val="000000" w:themeColor="text1"/>
                 <w:sz w:val="20"/>
                 <w:szCs w:val="20"/>
                 <w:lang w:val="en-US" w:eastAsia="zh-CN"/>
-              </w:rPr>
-              <w:t>xxxxxx</w:t>
+                <w14:textFill>
+                  <w14:solidFill>
+                    <w14:schemeClr w14:val="tx1"/>
+                  </w14:solidFill>
+                </w14:textFill>
+              </w:rPr>
+              <w:t>{{ text_RMS }}</w:t>
             </w:r>
           </w:p>
         </w:tc>
@@ -5301,7 +5318,7 @@
               <w:ind w:left="0" w:leftChars="0" w:right="0" w:rightChars="0" w:firstLine="0" w:firstLineChars="0"/>
               <w:jc w:val="center"/>
               <w:rPr>
-                <w:rFonts w:hint="default" w:ascii="Times New Roman" w:hAnsi="Times New Roman" w:cs="Times New Roman"/>
+                <w:rFonts w:hint="eastAsia" w:ascii="Times New Roman" w:hAnsi="Times New Roman" w:eastAsia="宋体" w:cs="Times New Roman"/>
                 <w:b/>
                 <w:bCs/>
                 <w:color w:val="auto"/>
@@ -5369,14 +5386,15 @@
               <w:ind w:left="0" w:leftChars="0" w:right="0" w:rightChars="0" w:firstLine="0" w:firstLineChars="0"/>
               <w:jc w:val="center"/>
               <w:rPr>
-                <w:rFonts w:hint="eastAsia" w:ascii="Times New Roman" w:hAnsi="Times New Roman" w:eastAsia="宋体" w:cs="Times New Roman"/>
-                <w:b/>
-                <w:bCs/>
-                <w:color w:val="auto"/>
-                <w:kern w:val="2"/>
-                <w:sz w:val="20"/>
-                <w:szCs w:val="20"/>
-                <w:lang w:val="en-US" w:eastAsia="zh-CN" w:bidi="ar"/>
+                <w:rFonts w:hint="eastAsia" w:ascii="Times New Roman" w:hAnsi="Times New Roman" w:eastAsia="宋体" w:cstheme="minorBidi"/>
+                <w:b/>
+                <w:bCs/>
+                <w:color w:val="auto"/>
+                <w:kern w:val="2"/>
+                <w:sz w:val="28"/>
+                <w:szCs w:val="28"/>
+                <w:vertAlign w:val="baseline"/>
+                <w:lang w:val="en-US" w:eastAsia="zh-CN" w:bidi="ar-SA"/>
               </w:rPr>
             </w:pPr>
             <w:r>
@@ -5384,77 +5402,13 @@
                 <w:rFonts w:hint="eastAsia" w:cs="Times New Roman"/>
                 <w:b/>
                 <w:bCs/>
-                <w:kern w:val="2"/>
-                <w:sz w:val="20"/>
-                <w:szCs w:val="20"/>
-                <w:lang w:val="en-US" w:eastAsia="zh-CN" w:bidi="ar"/>
-              </w:rPr>
-              <w:t>Power</w:t>
-            </w:r>
-            <w:r>
-              <w:rPr>
-                <w:rFonts w:hint="eastAsia" w:cs="Times New Roman"/>
-                <w:b/>
-                <w:bCs/>
-                <w:color w:val="auto"/>
-                <w:kern w:val="2"/>
-                <w:sz w:val="20"/>
-                <w:szCs w:val="20"/>
-                <w:lang w:val="en-US" w:eastAsia="zh-CN" w:bidi="ar"/>
-              </w:rPr>
-              <w:t xml:space="preserve"> Mode</w:t>
-            </w:r>
-            <w:r>
-              <w:rPr>
-                <w:rFonts w:hint="default" w:ascii="Times New Roman" w:hAnsi="Times New Roman" w:eastAsia="宋体" w:cs="Times New Roman"/>
-                <w:b/>
-                <w:bCs/>
-                <w:color w:val="auto"/>
-                <w:kern w:val="2"/>
-                <w:sz w:val="20"/>
-                <w:szCs w:val="20"/>
-                <w:lang w:val="en-US" w:eastAsia="zh-CN" w:bidi="ar"/>
-              </w:rPr>
-              <w:t>功率稳定性</w:t>
-            </w:r>
-            <w:r>
-              <w:rPr>
-                <w:rFonts w:hint="eastAsia" w:cs="Times New Roman"/>
-                <w:b/>
-                <w:bCs/>
-                <w:color w:val="auto"/>
-                <w:kern w:val="2"/>
-                <w:sz w:val="20"/>
-                <w:szCs w:val="20"/>
-                <w:lang w:val="en-US" w:eastAsia="zh-CN" w:bidi="ar"/>
-              </w:rPr>
-              <w:t>（</w:t>
-            </w:r>
-            <w:r>
-              <w:rPr>
-                <w:rFonts w:hint="default" w:ascii="Times New Roman" w:hAnsi="Times New Roman" w:cs="Times New Roman"/>
-                <w:b/>
-                <w:bCs/>
-                <w:color w:val="auto"/>
-                <w:kern w:val="2"/>
-                <w:sz w:val="20"/>
-                <w:szCs w:val="20"/>
-                <w:lang w:val="en-US" w:eastAsia="zh-CN" w:bidi="ar"/>
-              </w:rPr>
-              <w:t>RMS</w:t>
-            </w:r>
-            <w:r>
-              <w:rPr>
-                <w:rFonts w:hint="eastAsia" w:cs="Times New Roman"/>
-                <w:b/>
-                <w:bCs/>
-                <w:color w:val="auto"/>
-                <w:kern w:val="2"/>
-                <w:sz w:val="20"/>
-                <w:szCs w:val="20"/>
-                <w:lang w:val="en-US" w:eastAsia="zh-CN" w:bidi="ar"/>
-              </w:rPr>
-              <w:t>）</w:t>
+                <w:color w:val="auto"/>
+                <w:kern w:val="2"/>
+                <w:sz w:val="20"/>
+                <w:szCs w:val="20"/>
+                <w:lang w:val="en-US" w:eastAsia="zh-CN" w:bidi="ar"/>
+              </w:rPr>
+              <w:t>激光线宽（100us积分）</w:t>
             </w:r>
           </w:p>
         </w:tc>
@@ -5481,10 +5435,10 @@
               <w:ind w:left="0" w:leftChars="0" w:right="0" w:rightChars="0" w:firstLine="0" w:firstLineChars="0"/>
               <w:jc w:val="center"/>
               <w:rPr>
-                <w:rFonts w:hint="eastAsia" w:ascii="Times New Roman" w:hAnsi="Times New Roman" w:eastAsia="宋体" w:cstheme="minorBidi"/>
-                <w:b/>
-                <w:bCs/>
-                <w:color w:val="0000FF"/>
+                <w:rFonts w:hint="default" w:ascii="Times New Roman" w:hAnsi="Times New Roman" w:eastAsia="宋体" w:cstheme="minorBidi"/>
+                <w:b/>
+                <w:bCs/>
+                <w:color w:val="auto"/>
                 <w:kern w:val="2"/>
                 <w:sz w:val="20"/>
                 <w:szCs w:val="20"/>
@@ -5504,218 +5458,8 @@
               </w:rPr>
               <w:t>xxxxxx</w:t>
             </w:r>
-          </w:p>
-        </w:tc>
-        <w:tc>
-          <w:tcPr>
-            <w:tcW w:w="474" w:type="pct"/>
-            <w:tcBorders>
-              <w:top w:val="single" w:color="F1F1F1" w:sz="6" w:space="0"/>
-              <w:left w:val="nil"/>
-              <w:bottom w:val="single" w:color="F1F1F1" w:sz="6" w:space="0"/>
-              <w:right w:val="nil"/>
-              <w:tl2br w:val="nil"/>
-              <w:tr2bl w:val="nil"/>
-            </w:tcBorders>
-            <w:vAlign w:val="center"/>
-          </w:tcPr>
-          <w:p>
-            <w:pPr>
-              <w:keepNext w:val="0"/>
-              <w:keepLines w:val="0"/>
-              <w:widowControl w:val="0"/>
-              <w:suppressLineNumbers w:val="0"/>
-              <w:spacing w:before="0" w:beforeAutospacing="0" w:after="0" w:afterAutospacing="0"/>
-              <w:ind w:left="0" w:leftChars="0" w:right="0" w:rightChars="0" w:firstLine="0" w:firstLineChars="0"/>
-              <w:jc w:val="center"/>
-              <w:rPr>
-                <w:rFonts w:hint="default" w:ascii="Times New Roman" w:hAnsi="Times New Roman" w:eastAsia="宋体" w:cs="Times New Roman"/>
-                <w:b/>
-                <w:bCs/>
-                <w:color w:val="auto"/>
-                <w:kern w:val="2"/>
-                <w:sz w:val="20"/>
-                <w:szCs w:val="20"/>
-                <w:lang w:val="en-US" w:eastAsia="zh-CN" w:bidi="ar-SA"/>
-              </w:rPr>
-            </w:pPr>
-            <w:r>
-              <w:rPr>
-                <w:rFonts w:hint="default" w:ascii="Times New Roman" w:hAnsi="Times New Roman" w:eastAsia="宋体" w:cs="Times New Roman"/>
-                <w:b/>
-                <w:bCs/>
-                <w:color w:val="auto"/>
-                <w:kern w:val="2"/>
-                <w:sz w:val="20"/>
-                <w:szCs w:val="20"/>
-                <w:lang w:val="en-US" w:eastAsia="zh-CN" w:bidi="ar"/>
-              </w:rPr>
-              <w:t>%</w:t>
-            </w:r>
-          </w:p>
-        </w:tc>
-        <w:tc>
-          <w:tcPr>
-            <w:tcW w:w="485" w:type="pct"/>
-            <w:tcBorders>
-              <w:top w:val="single" w:color="F1F1F1" w:sz="6" w:space="0"/>
-              <w:left w:val="nil"/>
-              <w:bottom w:val="single" w:color="F1F1F1" w:sz="6" w:space="0"/>
-              <w:tl2br w:val="nil"/>
-              <w:tr2bl w:val="nil"/>
-            </w:tcBorders>
-            <w:vAlign w:val="center"/>
-          </w:tcPr>
-          <w:p>
-            <w:pPr>
-              <w:keepNext w:val="0"/>
-              <w:keepLines w:val="0"/>
-              <w:widowControl w:val="0"/>
-              <w:suppressLineNumbers w:val="0"/>
-              <w:spacing w:before="0" w:beforeAutospacing="0" w:after="0" w:afterAutospacing="0"/>
-              <w:ind w:left="0" w:leftChars="0" w:right="0" w:rightChars="0" w:firstLine="0" w:firstLineChars="0"/>
-              <w:jc w:val="center"/>
-              <w:rPr>
-                <w:rFonts w:hint="eastAsia" w:ascii="Times New Roman" w:hAnsi="Times New Roman" w:eastAsia="宋体" w:cs="Times New Roman"/>
-                <w:b/>
-                <w:bCs/>
-                <w:color w:val="auto"/>
-                <w:kern w:val="2"/>
-                <w:sz w:val="20"/>
-                <w:szCs w:val="20"/>
-                <w:lang w:val="en-US" w:eastAsia="zh-CN" w:bidi="ar"/>
-              </w:rPr>
-            </w:pPr>
-            <w:r>
-              <w:rPr>
-                <w:rFonts w:hint="eastAsia" w:cs="Times New Roman"/>
-                <w:b/>
-                <w:bCs/>
-                <w:color w:val="auto"/>
-                <w:kern w:val="2"/>
-                <w:sz w:val="20"/>
-                <w:szCs w:val="20"/>
-                <w:lang w:val="en-US" w:eastAsia="zh-CN" w:bidi="ar"/>
-              </w:rPr>
-              <w:t>-</w:t>
-            </w:r>
-          </w:p>
-        </w:tc>
-      </w:tr>
-      <w:tr>
-        <w:tblPrEx>
-          <w:tblBorders>
-            <w:top w:val="single" w:color="000000" w:themeColor="text1" w:sz="12" w:space="0"/>
-            <w:left w:val="none" w:color="auto" w:sz="0" w:space="0"/>
-            <w:bottom w:val="single" w:color="000000" w:themeColor="text1" w:sz="12" w:space="0"/>
-            <w:right w:val="none" w:color="auto" w:sz="0" w:space="0"/>
-            <w:insideH w:val="none" w:color="auto" w:sz="0" w:space="0"/>
-            <w:insideV w:val="none" w:color="auto" w:sz="0" w:space="0"/>
-          </w:tblBorders>
-          <w:tblCellMar>
-            <w:top w:w="0" w:type="dxa"/>
-            <w:left w:w="108" w:type="dxa"/>
-            <w:bottom w:w="0" w:type="dxa"/>
-            <w:right w:w="108" w:type="dxa"/>
-          </w:tblCellMar>
-        </w:tblPrEx>
-        <w:trPr>
-          <w:trHeight w:val="283" w:hRule="atLeast"/>
-        </w:trPr>
-        <w:tc>
-          <w:tcPr>
-            <w:tcW w:w="2248" w:type="pct"/>
-            <w:tcBorders>
-              <w:top w:val="single" w:color="F1F1F1" w:sz="6" w:space="0"/>
-              <w:bottom w:val="single" w:color="F1F1F1" w:sz="6" w:space="0"/>
-              <w:right w:val="nil"/>
-              <w:tl2br w:val="nil"/>
-              <w:tr2bl w:val="nil"/>
-            </w:tcBorders>
-            <w:vAlign w:val="center"/>
-          </w:tcPr>
-          <w:p>
-            <w:pPr>
-              <w:keepNext w:val="0"/>
-              <w:keepLines w:val="0"/>
-              <w:widowControl w:val="0"/>
-              <w:suppressLineNumbers w:val="0"/>
-              <w:spacing w:before="0" w:beforeAutospacing="0" w:after="0" w:afterAutospacing="0"/>
-              <w:ind w:left="0" w:leftChars="0" w:right="0" w:rightChars="0" w:firstLine="0" w:firstLineChars="0"/>
-              <w:jc w:val="center"/>
-              <w:rPr>
-                <w:rFonts w:hint="eastAsia" w:ascii="Times New Roman" w:hAnsi="Times New Roman" w:eastAsia="宋体" w:cstheme="minorBidi"/>
-                <w:b/>
-                <w:bCs/>
-                <w:color w:val="auto"/>
-                <w:kern w:val="2"/>
-                <w:sz w:val="28"/>
-                <w:szCs w:val="28"/>
-                <w:vertAlign w:val="baseline"/>
-                <w:lang w:val="en-US" w:eastAsia="zh-CN" w:bidi="ar-SA"/>
-              </w:rPr>
-            </w:pPr>
-            <w:r>
-              <w:rPr>
-                <w:rFonts w:hint="eastAsia" w:cs="Times New Roman"/>
-                <w:b/>
-                <w:bCs/>
-                <w:color w:val="auto"/>
-                <w:kern w:val="2"/>
-                <w:sz w:val="20"/>
-                <w:szCs w:val="20"/>
-                <w:lang w:val="en-US" w:eastAsia="zh-CN" w:bidi="ar"/>
-              </w:rPr>
-              <w:t>激光线宽（100us积分）</w:t>
-            </w:r>
-          </w:p>
-        </w:tc>
-        <w:tc>
-          <w:tcPr>
-            <w:tcW w:w="1791" w:type="pct"/>
-            <w:tcBorders>
-              <w:top w:val="single" w:color="F1F1F1" w:sz="6" w:space="0"/>
-              <w:left w:val="nil"/>
-              <w:bottom w:val="single" w:color="F1F1F1" w:sz="6" w:space="0"/>
-              <w:right w:val="nil"/>
-              <w:tl2br w:val="nil"/>
-              <w:tr2bl w:val="nil"/>
-            </w:tcBorders>
-            <w:vAlign w:val="center"/>
-          </w:tcPr>
-          <w:p>
-            <w:pPr>
-              <w:keepNext w:val="0"/>
-              <w:keepLines w:val="0"/>
-              <w:widowControl w:val="0"/>
-              <w:suppressLineNumbers w:val="0"/>
-              <w:spacing w:before="0" w:beforeAutospacing="0" w:after="0" w:afterAutospacing="0"/>
-              <w:ind w:left="0" w:leftChars="0" w:right="0" w:rightChars="0" w:firstLine="0" w:firstLineChars="0"/>
-              <w:jc w:val="center"/>
-              <w:rPr>
-                <w:rFonts w:hint="default" w:ascii="Times New Roman" w:hAnsi="Times New Roman" w:eastAsia="宋体" w:cstheme="minorBidi"/>
-                <w:b/>
-                <w:bCs/>
-                <w:color w:val="auto"/>
-                <w:kern w:val="2"/>
-                <w:sz w:val="20"/>
-                <w:szCs w:val="20"/>
-                <w:vertAlign w:val="baseline"/>
-                <w:lang w:val="en-US" w:eastAsia="zh-CN" w:bidi="ar-SA"/>
-              </w:rPr>
-            </w:pPr>
-            <w:r>
-              <w:rPr>
-                <w:rFonts w:hint="eastAsia"/>
-                <w:b/>
-                <w:bCs/>
-                <w:color w:val="FF0000"/>
-                <w:sz w:val="20"/>
-                <w:szCs w:val="20"/>
-                <w:lang w:val="en-US" w:eastAsia="zh-CN"/>
-              </w:rPr>
-              <w:t>xxxxxx</w:t>
-            </w:r>
+            <w:bookmarkStart w:id="16" w:name="_GoBack"/>
+            <w:bookmarkEnd w:id="16"/>
           </w:p>
         </w:tc>
         <w:tc>
@@ -7884,8 +7628,8 @@
           <w:lang w:val="en-US" w:eastAsia="zh-CN"/>
         </w:rPr>
       </w:pPr>
-      <w:bookmarkStart w:id="9" w:name="_Toc27757"/>
-      <w:bookmarkStart w:id="10" w:name="_Toc18902"/>
+      <w:bookmarkStart w:id="9" w:name="_Toc18902"/>
+      <w:bookmarkStart w:id="10" w:name="_Toc27757"/>
       <w:r>
         <w:rPr>
           <w:rFonts w:hint="eastAsia"/>
@@ -8508,8 +8252,6 @@
         </w:rPr>
         <w:t>Fig.3 光谱测试</w:t>
       </w:r>
-      <w:bookmarkStart w:id="16" w:name="_GoBack"/>
-      <w:bookmarkEnd w:id="16"/>
     </w:p>
     <w:tbl>
       <w:tblPr>
@@ -8877,12 +8619,6 @@
             <w:insideH w:val="single" w:color="auto" w:sz="4" w:space="0"/>
             <w:insideV w:val="single" w:color="auto" w:sz="4" w:space="0"/>
           </w:tblBorders>
-          <w:tblCellMar>
-            <w:top w:w="0" w:type="dxa"/>
-            <w:left w:w="108" w:type="dxa"/>
-            <w:bottom w:w="0" w:type="dxa"/>
-            <w:right w:w="108" w:type="dxa"/>
-          </w:tblCellMar>
         </w:tblPrEx>
         <w:trPr>
           <w:trHeight w:val="5011" w:hRule="atLeast"/>
@@ -8940,6 +8676,7 @@
             <w:insideH w:val="single" w:color="auto" w:sz="4" w:space="0"/>
             <w:insideV w:val="single" w:color="auto" w:sz="4" w:space="0"/>
           </w:tblBorders>
+          <w:shd w:val="clear" w:color="auto" w:fill="auto"/>
           <w:tblCellMar>
             <w:top w:w="0" w:type="dxa"/>
             <w:left w:w="108" w:type="dxa"/>
@@ -9268,6 +9005,7 @@
             <w:insideH w:val="single" w:color="auto" w:sz="4" w:space="0"/>
             <w:insideV w:val="single" w:color="auto" w:sz="4" w:space="0"/>
           </w:tblBorders>
+          <w:shd w:val="clear" w:color="auto" w:fill="auto"/>
           <w:tblCellMar>
             <w:top w:w="0" w:type="dxa"/>
             <w:left w:w="108" w:type="dxa"/>

--- a/report/templates/template_default.docx
+++ b/report/templates/template_default.docx
@@ -13,8 +13,8 @@
           <w:lang w:val="en-US" w:eastAsia="zh-CN" w:bidi="ar"/>
         </w:rPr>
       </w:pPr>
-      <w:bookmarkStart w:id="0" w:name="_Toc26111"/>
-      <w:bookmarkStart w:id="1" w:name="_Toc31337"/>
+      <w:bookmarkStart w:id="0" w:name="_Toc31337"/>
+      <w:bookmarkStart w:id="1" w:name="_Toc26111"/>
     </w:p>
     <w:p>
       <w:pPr>
@@ -722,21 +722,19 @@
         <w:bidi w:val="0"/>
         <w:adjustRightInd/>
         <w:snapToGrid/>
-        <w:spacing w:before="0" w:beforeLines="0" w:after="157" w:afterLines="50"/>
+        <w:spacing w:before="0" w:beforeLines="0" w:after="0" w:afterLines="0"/>
         <w:textAlignment w:val="auto"/>
         <w:rPr>
           <w:rFonts w:hint="eastAsia"/>
-          <w:sz w:val="32"/>
-          <w:szCs w:val="32"/>
           <w:lang w:val="en-US" w:eastAsia="zh-CN"/>
         </w:rPr>
       </w:pPr>
-      <w:bookmarkStart w:id="2" w:name="_Toc17938"/>
-      <w:bookmarkStart w:id="3" w:name="_Toc5922"/>
+      <w:bookmarkStart w:id="2" w:name="_Toc5922"/>
+      <w:bookmarkStart w:id="3" w:name="_Toc17938"/>
       <w:r>
         <w:rPr>
-          <w:sz w:val="32"/>
-          <w:szCs w:val="32"/>
+          <w:rFonts w:hint="eastAsia"/>
+          <w:lang w:val="en-US" w:eastAsia="zh-CN"/>
         </w:rPr>
         <mc:AlternateContent>
           <mc:Choice Requires="wps">
@@ -744,10 +742,10 @@
               <wp:anchor distT="0" distB="0" distL="114300" distR="114300" simplePos="0" relativeHeight="251660288" behindDoc="0" locked="0" layoutInCell="1" allowOverlap="1">
                 <wp:simplePos x="0" y="0"/>
                 <wp:positionH relativeFrom="column">
-                  <wp:posOffset>3493770</wp:posOffset>
+                  <wp:posOffset>3528060</wp:posOffset>
                 </wp:positionH>
                 <wp:positionV relativeFrom="paragraph">
-                  <wp:posOffset>133350</wp:posOffset>
+                  <wp:posOffset>85725</wp:posOffset>
                 </wp:positionV>
                 <wp:extent cx="1863725" cy="274320"/>
                 <wp:effectExtent l="0" t="0" r="3175" b="1905"/>
@@ -847,7 +845,7 @@
           </mc:Choice>
           <mc:Fallback>
             <w:pict>
-              <v:shape id="_x0000_s1026" o:spid="_x0000_s1026" o:spt="202" type="#_x0000_t202" style="position:absolute;left:0pt;margin-left:275.1pt;margin-top:10.5pt;height:21.6pt;width:146.75pt;z-index:251660288;mso-width-relative:page;mso-height-relative:page;" fillcolor="#FFFFFF [3201]" filled="t" stroked="f" coordsize="21600,21600" o:gfxdata="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">
+              <v:shape id="_x0000_s1026" o:spid="_x0000_s1026" o:spt="202" type="#_x0000_t202" style="position:absolute;left:0pt;margin-left:277.8pt;margin-top:6.75pt;height:21.6pt;width:146.75pt;z-index:251660288;mso-width-relative:page;mso-height-relative:page;" fillcolor="#FFFFFF [3201]" filled="t" stroked="f" coordsize="21600,21600" o:gfxdata="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">
                 <v:fill on="t" focussize="0,0"/>
                 <v:stroke on="f" weight="0.5pt"/>
                 <v:imagedata o:title=""/>
@@ -909,8 +907,6 @@
       <w:r>
         <w:rPr>
           <w:rFonts w:hint="eastAsia"/>
-          <w:sz w:val="32"/>
-          <w:szCs w:val="32"/>
           <w:lang w:val="en-US" w:eastAsia="zh-CN"/>
         </w:rPr>
         <w:t>I. 概况</w:t>
@@ -1380,15 +1376,15 @@
         <w:bidi w:val="0"/>
         <w:adjustRightInd/>
         <w:snapToGrid/>
-        <w:spacing w:before="157" w:beforeLines="50" w:after="0" w:afterLines="0"/>
+        <w:spacing w:before="0" w:beforeLines="0" w:after="0" w:afterLines="0"/>
         <w:textAlignment w:val="auto"/>
         <w:rPr>
           <w:rFonts w:hint="default"/>
           <w:lang w:val="en-US" w:eastAsia="zh-CN"/>
         </w:rPr>
       </w:pPr>
-      <w:bookmarkStart w:id="4" w:name="_Toc22194"/>
-      <w:bookmarkStart w:id="5" w:name="_Toc9647"/>
+      <w:bookmarkStart w:id="4" w:name="_Toc9647"/>
+      <w:bookmarkStart w:id="5" w:name="_Toc22194"/>
       <w:r>
         <w:rPr>
           <w:rFonts w:hint="eastAsia"/>
@@ -3205,15 +3201,31 @@
             </w:pPr>
             <w:r>
               <w:rPr>
-                <w:rFonts w:hint="eastAsia"/>
-                <w:b/>
-                <w:bCs/>
-                <w:color w:val="FF0000"/>
-                <w:sz w:val="20"/>
-                <w:szCs w:val="20"/>
-                <w:lang w:val="en-US" w:eastAsia="zh-CN"/>
-              </w:rPr>
-              <w:t>xxxxxx</w:t>
+                <w:rFonts w:hint="eastAsia" w:cs="Times New Roman"/>
+                <w:b/>
+                <w:bCs/>
+                <w:color w:val="auto"/>
+                <w:kern w:val="2"/>
+                <w:sz w:val="20"/>
+                <w:szCs w:val="20"/>
+                <w:lang w:val="en-US" w:eastAsia="zh-CN" w:bidi="ar"/>
+              </w:rPr>
+              <w:t>{{ text_center_wavelength</w:t>
+            </w:r>
+            <w:bookmarkStart w:id="16" w:name="_GoBack"/>
+            <w:bookmarkEnd w:id="16"/>
+            <w:r>
+              <w:rPr>
+                <w:rFonts w:hint="eastAsia" w:cs="Times New Roman"/>
+                <w:b/>
+                <w:bCs/>
+                <w:color w:val="auto"/>
+                <w:kern w:val="2"/>
+                <w:sz w:val="20"/>
+                <w:szCs w:val="20"/>
+                <w:lang w:val="en-US" w:eastAsia="zh-CN" w:bidi="ar"/>
+              </w:rPr>
+              <w:t xml:space="preserve"> }}</w:t>
             </w:r>
           </w:p>
         </w:tc>
@@ -4492,15 +4504,15 @@
             </w:pPr>
             <w:r>
               <w:rPr>
-                <w:rFonts w:hint="eastAsia"/>
-                <w:b/>
-                <w:bCs/>
-                <w:color w:val="FF0000"/>
+                <w:rFonts w:hint="eastAsia" w:cs="Times New Roman"/>
+                <w:b/>
+                <w:bCs/>
+                <w:color w:val="auto"/>
                 <w:sz w:val="20"/>
                 <w:szCs w:val="20"/>
                 <w:lang w:val="en-US" w:eastAsia="zh-CN"/>
               </w:rPr>
-              <w:t>xxxxxx</w:t>
+              <w:t>{{ text_PZT_range }}</w:t>
             </w:r>
           </w:p>
         </w:tc>
@@ -4596,6 +4608,261 @@
                 <w:lang w:val="en-US" w:eastAsia="zh-CN" w:bidi="ar"/>
               </w:rPr>
               <w:t>Fig.2</w:t>
+            </w:r>
+          </w:p>
+        </w:tc>
+      </w:tr>
+      <w:tr>
+        <w:tblPrEx>
+          <w:tblBorders>
+            <w:top w:val="single" w:color="000000" w:themeColor="text1" w:sz="12" w:space="0"/>
+            <w:left w:val="none" w:color="auto" w:sz="0" w:space="0"/>
+            <w:bottom w:val="single" w:color="000000" w:themeColor="text1" w:sz="12" w:space="0"/>
+            <w:right w:val="none" w:color="auto" w:sz="0" w:space="0"/>
+            <w:insideH w:val="none" w:color="auto" w:sz="0" w:space="0"/>
+            <w:insideV w:val="none" w:color="auto" w:sz="0" w:space="0"/>
+          </w:tblBorders>
+          <w:tblCellMar>
+            <w:top w:w="0" w:type="dxa"/>
+            <w:left w:w="108" w:type="dxa"/>
+            <w:bottom w:w="0" w:type="dxa"/>
+            <w:right w:w="108" w:type="dxa"/>
+          </w:tblCellMar>
+        </w:tblPrEx>
+        <w:trPr>
+          <w:trHeight w:val="306" w:hRule="atLeast"/>
+        </w:trPr>
+        <w:tc>
+          <w:tcPr>
+            <w:tcW w:w="2248" w:type="pct"/>
+            <w:tcBorders>
+              <w:top w:val="single" w:color="F1F1F1" w:sz="6" w:space="0"/>
+              <w:bottom w:val="single" w:color="F1F1F1" w:sz="6" w:space="0"/>
+              <w:right w:val="nil"/>
+              <w:tl2br w:val="nil"/>
+              <w:tr2bl w:val="nil"/>
+            </w:tcBorders>
+            <w:vAlign w:val="center"/>
+          </w:tcPr>
+          <w:p>
+            <w:pPr>
+              <w:keepNext w:val="0"/>
+              <w:keepLines w:val="0"/>
+              <w:widowControl w:val="0"/>
+              <w:suppressLineNumbers w:val="0"/>
+              <w:spacing w:before="0" w:beforeAutospacing="0" w:after="0" w:afterAutospacing="0"/>
+              <w:ind w:left="0" w:leftChars="0" w:right="0" w:rightChars="0" w:firstLine="0" w:firstLineChars="0"/>
+              <w:jc w:val="center"/>
+              <w:rPr>
+                <w:rFonts w:hint="default" w:ascii="Times New Roman" w:hAnsi="Times New Roman" w:eastAsia="宋体" w:cs="Times New Roman"/>
+                <w:b/>
+                <w:bCs/>
+                <w:color w:val="auto"/>
+                <w:kern w:val="2"/>
+                <w:sz w:val="20"/>
+                <w:szCs w:val="20"/>
+                <w:lang w:val="en-US" w:eastAsia="zh-CN" w:bidi="ar"/>
+              </w:rPr>
+            </w:pPr>
+            <w:r>
+              <w:rPr>
+                <w:rFonts w:hint="default" w:ascii="Times New Roman" w:hAnsi="Times New Roman" w:cs="Times New Roman"/>
+                <w:b/>
+                <w:bCs/>
+                <w:color w:val="auto"/>
+                <w:kern w:val="2"/>
+                <w:sz w:val="20"/>
+                <w:szCs w:val="20"/>
+                <w:lang w:val="en-US" w:eastAsia="zh-CN" w:bidi="ar"/>
+              </w:rPr>
+              <w:t>相对强度噪声</w:t>
+            </w:r>
+            <w:r>
+              <w:rPr>
+                <w:rFonts w:hint="eastAsia" w:cs="Times New Roman"/>
+                <w:b/>
+                <w:bCs/>
+                <w:color w:val="auto"/>
+                <w:kern w:val="2"/>
+                <w:sz w:val="20"/>
+                <w:szCs w:val="20"/>
+                <w:lang w:val="en-US" w:eastAsia="zh-CN" w:bidi="ar"/>
+              </w:rPr>
+              <w:t>（</w:t>
+            </w:r>
+            <w:r>
+              <w:rPr>
+                <w:rFonts w:hint="default" w:ascii="Times New Roman" w:hAnsi="Times New Roman" w:cs="Times New Roman"/>
+                <w:b/>
+                <w:bCs/>
+                <w:color w:val="auto"/>
+                <w:kern w:val="2"/>
+                <w:sz w:val="20"/>
+                <w:szCs w:val="20"/>
+                <w:lang w:val="en-US" w:eastAsia="zh-CN" w:bidi="ar"/>
+              </w:rPr>
+              <w:t>RIN</w:t>
+            </w:r>
+            <w:r>
+              <w:rPr>
+                <w:rFonts w:hint="eastAsia" w:cs="Times New Roman"/>
+                <w:b/>
+                <w:bCs/>
+                <w:color w:val="auto"/>
+                <w:kern w:val="2"/>
+                <w:sz w:val="20"/>
+                <w:szCs w:val="20"/>
+                <w:lang w:val="en-US" w:eastAsia="zh-CN" w:bidi="ar"/>
+              </w:rPr>
+              <w:t>）</w:t>
+            </w:r>
+          </w:p>
+        </w:tc>
+        <w:tc>
+          <w:tcPr>
+            <w:tcW w:w="1791" w:type="pct"/>
+            <w:tcBorders>
+              <w:top w:val="single" w:color="F1F1F1" w:sz="6" w:space="0"/>
+              <w:left w:val="nil"/>
+              <w:bottom w:val="single" w:color="F1F1F1" w:sz="6" w:space="0"/>
+              <w:right w:val="nil"/>
+              <w:tl2br w:val="nil"/>
+              <w:tr2bl w:val="nil"/>
+            </w:tcBorders>
+            <w:vAlign w:val="center"/>
+          </w:tcPr>
+          <w:p>
+            <w:pPr>
+              <w:keepNext w:val="0"/>
+              <w:keepLines w:val="0"/>
+              <w:widowControl w:val="0"/>
+              <w:suppressLineNumbers w:val="0"/>
+              <w:spacing w:before="0" w:beforeAutospacing="0" w:after="0" w:afterAutospacing="0"/>
+              <w:ind w:left="0" w:leftChars="0" w:right="0" w:rightChars="0" w:firstLine="0" w:firstLineChars="0"/>
+              <w:jc w:val="center"/>
+              <w:rPr>
+                <w:rFonts w:hint="default" w:ascii="Times New Roman" w:hAnsi="Times New Roman" w:eastAsia="宋体" w:cstheme="minorBidi"/>
+                <w:b/>
+                <w:bCs/>
+                <w:color w:val="auto"/>
+                <w:kern w:val="2"/>
+                <w:sz w:val="20"/>
+                <w:szCs w:val="20"/>
+                <w:vertAlign w:val="baseline"/>
+                <w:lang w:val="en-US" w:eastAsia="zh-CN" w:bidi="ar-SA"/>
+              </w:rPr>
+            </w:pPr>
+            <w:r>
+              <w:rPr>
+                <w:rFonts w:hint="eastAsia" w:eastAsia="宋体"/>
+                <w:b/>
+                <w:bCs/>
+                <w:color w:val="000000" w:themeColor="text1"/>
+                <w:sz w:val="20"/>
+                <w:szCs w:val="20"/>
+                <w:lang w:val="en-US" w:eastAsia="zh-CN"/>
+                <w14:textFill>
+                  <w14:solidFill>
+                    <w14:schemeClr w14:val="tx1"/>
+                  </w14:solidFill>
+                </w14:textFill>
+              </w:rPr>
+              <w:t>{{ text_rin }}</w:t>
+            </w:r>
+          </w:p>
+        </w:tc>
+        <w:tc>
+          <w:tcPr>
+            <w:tcW w:w="474" w:type="pct"/>
+            <w:tcBorders>
+              <w:top w:val="single" w:color="F1F1F1" w:sz="6" w:space="0"/>
+              <w:left w:val="nil"/>
+              <w:bottom w:val="single" w:color="F1F1F1" w:sz="6" w:space="0"/>
+              <w:right w:val="nil"/>
+              <w:tl2br w:val="nil"/>
+              <w:tr2bl w:val="nil"/>
+            </w:tcBorders>
+            <w:vAlign w:val="center"/>
+          </w:tcPr>
+          <w:p>
+            <w:pPr>
+              <w:keepNext w:val="0"/>
+              <w:keepLines w:val="0"/>
+              <w:widowControl w:val="0"/>
+              <w:suppressLineNumbers w:val="0"/>
+              <w:spacing w:before="0" w:beforeAutospacing="0" w:after="0" w:afterAutospacing="0"/>
+              <w:ind w:left="0" w:leftChars="0" w:right="0" w:rightChars="0" w:firstLine="0" w:firstLineChars="0"/>
+              <w:jc w:val="center"/>
+              <w:rPr>
+                <w:rFonts w:hint="default" w:ascii="Times New Roman" w:hAnsi="Times New Roman" w:eastAsia="宋体" w:cs="Times New Roman"/>
+                <w:b/>
+                <w:bCs/>
+                <w:color w:val="auto"/>
+                <w:kern w:val="2"/>
+                <w:sz w:val="20"/>
+                <w:szCs w:val="20"/>
+                <w:lang w:val="en-US" w:eastAsia="zh-CN" w:bidi="ar-SA"/>
+              </w:rPr>
+            </w:pPr>
+            <w:r>
+              <w:rPr>
+                <w:rFonts w:hint="default" w:ascii="Times New Roman" w:hAnsi="Times New Roman" w:cs="Times New Roman"/>
+                <w:b/>
+                <w:bCs/>
+                <w:color w:val="auto"/>
+                <w:kern w:val="2"/>
+                <w:sz w:val="20"/>
+                <w:szCs w:val="20"/>
+                <w:lang w:val="en-US" w:eastAsia="zh-CN" w:bidi="ar"/>
+              </w:rPr>
+              <w:t>%</w:t>
+            </w:r>
+          </w:p>
+        </w:tc>
+        <w:tc>
+          <w:tcPr>
+            <w:tcW w:w="485" w:type="pct"/>
+            <w:tcBorders>
+              <w:top w:val="single" w:color="F1F1F1" w:sz="6" w:space="0"/>
+              <w:left w:val="nil"/>
+              <w:bottom w:val="single" w:color="F1F1F1" w:sz="6" w:space="0"/>
+              <w:tl2br w:val="nil"/>
+              <w:tr2bl w:val="nil"/>
+            </w:tcBorders>
+            <w:vAlign w:val="center"/>
+          </w:tcPr>
+          <w:p>
+            <w:pPr>
+              <w:keepNext w:val="0"/>
+              <w:keepLines w:val="0"/>
+              <w:widowControl w:val="0"/>
+              <w:suppressLineNumbers w:val="0"/>
+              <w:spacing w:before="0" w:beforeAutospacing="0" w:after="0" w:afterAutospacing="0"/>
+              <w:ind w:left="0" w:leftChars="0" w:right="0" w:rightChars="0" w:firstLine="0" w:firstLineChars="0"/>
+              <w:jc w:val="center"/>
+              <w:rPr>
+                <w:rFonts w:hint="default" w:cs="Times New Roman"/>
+                <w:b/>
+                <w:bCs/>
+                <w:color w:val="auto"/>
+                <w:kern w:val="2"/>
+                <w:sz w:val="20"/>
+                <w:szCs w:val="20"/>
+                <w:lang w:val="en-US" w:eastAsia="zh-CN" w:bidi="ar"/>
+              </w:rPr>
+            </w:pPr>
+            <w:r>
+              <w:rPr>
+                <w:rFonts w:hint="eastAsia" w:cs="Times New Roman"/>
+                <w:b/>
+                <w:bCs/>
+                <w:color w:val="auto"/>
+                <w:kern w:val="2"/>
+                <w:sz w:val="20"/>
+                <w:szCs w:val="20"/>
+                <w:lang w:val="en-US" w:eastAsia="zh-CN" w:bidi="ar"/>
+              </w:rPr>
+              <w:t>Fig.1</w:t>
             </w:r>
           </w:p>
         </w:tc>
@@ -4642,7 +4909,7 @@
               <w:ind w:left="0" w:leftChars="0" w:right="0" w:rightChars="0" w:firstLine="0" w:firstLineChars="0"/>
               <w:jc w:val="center"/>
               <w:rPr>
-                <w:rFonts w:hint="default" w:cs="Times New Roman"/>
+                <w:rFonts w:hint="eastAsia" w:ascii="Times New Roman" w:hAnsi="Times New Roman" w:eastAsia="宋体" w:cs="Times New Roman"/>
                 <w:b/>
                 <w:bCs/>
                 <w:color w:val="auto"/>
@@ -4657,13 +4924,77 @@
                 <w:rFonts w:hint="eastAsia" w:cs="Times New Roman"/>
                 <w:b/>
                 <w:bCs/>
-                <w:color w:val="auto"/>
-                <w:kern w:val="2"/>
-                <w:sz w:val="20"/>
-                <w:szCs w:val="20"/>
-                <w:lang w:val="en-US" w:eastAsia="zh-CN" w:bidi="ar"/>
-              </w:rPr>
-              <w:t>快速频率调谐带宽</w:t>
+                <w:kern w:val="2"/>
+                <w:sz w:val="20"/>
+                <w:szCs w:val="20"/>
+                <w:lang w:val="en-US" w:eastAsia="zh-CN" w:bidi="ar"/>
+              </w:rPr>
+              <w:t>Power</w:t>
+            </w:r>
+            <w:r>
+              <w:rPr>
+                <w:rFonts w:hint="eastAsia" w:cs="Times New Roman"/>
+                <w:b/>
+                <w:bCs/>
+                <w:color w:val="auto"/>
+                <w:kern w:val="2"/>
+                <w:sz w:val="20"/>
+                <w:szCs w:val="20"/>
+                <w:lang w:val="en-US" w:eastAsia="zh-CN" w:bidi="ar"/>
+              </w:rPr>
+              <w:t xml:space="preserve"> Mode</w:t>
+            </w:r>
+            <w:r>
+              <w:rPr>
+                <w:rFonts w:hint="default" w:ascii="Times New Roman" w:hAnsi="Times New Roman" w:eastAsia="宋体" w:cs="Times New Roman"/>
+                <w:b/>
+                <w:bCs/>
+                <w:color w:val="auto"/>
+                <w:kern w:val="2"/>
+                <w:sz w:val="20"/>
+                <w:szCs w:val="20"/>
+                <w:lang w:val="en-US" w:eastAsia="zh-CN" w:bidi="ar"/>
+              </w:rPr>
+              <w:t>功率稳定性</w:t>
+            </w:r>
+            <w:r>
+              <w:rPr>
+                <w:rFonts w:hint="eastAsia" w:cs="Times New Roman"/>
+                <w:b/>
+                <w:bCs/>
+                <w:color w:val="auto"/>
+                <w:kern w:val="2"/>
+                <w:sz w:val="20"/>
+                <w:szCs w:val="20"/>
+                <w:lang w:val="en-US" w:eastAsia="zh-CN" w:bidi="ar"/>
+              </w:rPr>
+              <w:t>（</w:t>
+            </w:r>
+            <w:r>
+              <w:rPr>
+                <w:rFonts w:hint="default" w:ascii="Times New Roman" w:hAnsi="Times New Roman" w:cs="Times New Roman"/>
+                <w:b/>
+                <w:bCs/>
+                <w:color w:val="auto"/>
+                <w:kern w:val="2"/>
+                <w:sz w:val="20"/>
+                <w:szCs w:val="20"/>
+                <w:lang w:val="en-US" w:eastAsia="zh-CN" w:bidi="ar"/>
+              </w:rPr>
+              <w:t>RMS</w:t>
+            </w:r>
+            <w:r>
+              <w:rPr>
+                <w:rFonts w:hint="eastAsia" w:cs="Times New Roman"/>
+                <w:b/>
+                <w:bCs/>
+                <w:color w:val="auto"/>
+                <w:kern w:val="2"/>
+                <w:sz w:val="20"/>
+                <w:szCs w:val="20"/>
+                <w:lang w:val="en-US" w:eastAsia="zh-CN" w:bidi="ar"/>
+              </w:rPr>
+              <w:t>）</w:t>
             </w:r>
           </w:p>
         </w:tc>
@@ -4690,26 +5021,33 @@
               <w:ind w:left="0" w:leftChars="0" w:right="0" w:rightChars="0" w:firstLine="0" w:firstLineChars="0"/>
               <w:jc w:val="center"/>
               <w:rPr>
-                <w:rFonts w:hint="default" w:cs="Times New Roman"/>
-                <w:b/>
-                <w:bCs/>
-                <w:color w:val="auto"/>
+                <w:rFonts w:hint="default" w:ascii="Times New Roman" w:hAnsi="Times New Roman" w:eastAsia="宋体" w:cstheme="minorBidi"/>
+                <w:b/>
+                <w:bCs/>
+                <w:color w:val="0000FF"/>
+                <w:kern w:val="2"/>
+                <w:sz w:val="20"/>
+                <w:szCs w:val="20"/>
+                <w:vertAlign w:val="baseline"/>
+                <w:lang w:val="en-US" w:eastAsia="zh-CN" w:bidi="ar-SA"/>
+              </w:rPr>
+            </w:pPr>
+            <w:r>
+              <w:rPr>
+                <w:rFonts w:hint="eastAsia" w:eastAsia="宋体"/>
+                <w:b/>
+                <w:bCs/>
+                <w:color w:val="000000" w:themeColor="text1"/>
                 <w:sz w:val="20"/>
                 <w:szCs w:val="20"/>
                 <w:lang w:val="en-US" w:eastAsia="zh-CN"/>
-              </w:rPr>
-            </w:pPr>
-            <w:r>
-              <w:rPr>
-                <w:rFonts w:hint="eastAsia"/>
-                <w:b/>
-                <w:bCs/>
-                <w:color w:val="FF0000"/>
-                <w:sz w:val="20"/>
-                <w:szCs w:val="20"/>
-                <w:lang w:val="en-US" w:eastAsia="zh-CN"/>
-              </w:rPr>
-              <w:t>xxxxxx</w:t>
+                <w14:textFill>
+                  <w14:solidFill>
+                    <w14:schemeClr w14:val="tx1"/>
+                  </w14:solidFill>
+                </w14:textFill>
+              </w:rPr>
+              <w:t>{{ text_RMS }}</w:t>
             </w:r>
           </w:p>
         </w:tc>
@@ -4743,21 +5081,21 @@
                 <w:kern w:val="2"/>
                 <w:sz w:val="20"/>
                 <w:szCs w:val="20"/>
-                <w:lang w:val="en-US" w:eastAsia="zh-CN" w:bidi="ar"/>
-              </w:rPr>
-            </w:pPr>
-            <w:r>
-              <w:rPr>
-                <w:rFonts w:hint="eastAsia" w:cs="Times New Roman"/>
-                <w:b/>
-                <w:bCs/>
-                <w:color w:val="auto"/>
-                <w:kern w:val="2"/>
-                <w:sz w:val="20"/>
-                <w:szCs w:val="20"/>
-                <w:lang w:val="en-US" w:eastAsia="zh-CN" w:bidi="ar"/>
-              </w:rPr>
-              <w:t>kHz</w:t>
+                <w:lang w:val="en-US" w:eastAsia="zh-CN" w:bidi="ar-SA"/>
+              </w:rPr>
+            </w:pPr>
+            <w:r>
+              <w:rPr>
+                <w:rFonts w:hint="default" w:ascii="Times New Roman" w:hAnsi="Times New Roman" w:eastAsia="宋体" w:cs="Times New Roman"/>
+                <w:b/>
+                <w:bCs/>
+                <w:color w:val="auto"/>
+                <w:kern w:val="2"/>
+                <w:sz w:val="20"/>
+                <w:szCs w:val="20"/>
+                <w:lang w:val="en-US" w:eastAsia="zh-CN" w:bidi="ar"/>
+              </w:rPr>
+              <w:t>%</w:t>
             </w:r>
           </w:p>
         </w:tc>
@@ -4783,7 +5121,7 @@
               <w:ind w:left="0" w:leftChars="0" w:right="0" w:rightChars="0" w:firstLine="0" w:firstLineChars="0"/>
               <w:jc w:val="center"/>
               <w:rPr>
-                <w:rFonts w:hint="default" w:cs="Times New Roman"/>
+                <w:rFonts w:hint="eastAsia" w:ascii="Times New Roman" w:hAnsi="Times New Roman" w:eastAsia="宋体" w:cs="Times New Roman"/>
                 <w:b/>
                 <w:bCs/>
                 <w:color w:val="auto"/>
@@ -4805,261 +5143,6 @@
                 <w:lang w:val="en-US" w:eastAsia="zh-CN" w:bidi="ar"/>
               </w:rPr>
               <w:t>-</w:t>
-            </w:r>
-          </w:p>
-        </w:tc>
-      </w:tr>
-      <w:tr>
-        <w:tblPrEx>
-          <w:tblBorders>
-            <w:top w:val="single" w:color="000000" w:themeColor="text1" w:sz="12" w:space="0"/>
-            <w:left w:val="none" w:color="auto" w:sz="0" w:space="0"/>
-            <w:bottom w:val="single" w:color="000000" w:themeColor="text1" w:sz="12" w:space="0"/>
-            <w:right w:val="none" w:color="auto" w:sz="0" w:space="0"/>
-            <w:insideH w:val="none" w:color="auto" w:sz="0" w:space="0"/>
-            <w:insideV w:val="none" w:color="auto" w:sz="0" w:space="0"/>
-          </w:tblBorders>
-          <w:tblCellMar>
-            <w:top w:w="0" w:type="dxa"/>
-            <w:left w:w="108" w:type="dxa"/>
-            <w:bottom w:w="0" w:type="dxa"/>
-            <w:right w:w="108" w:type="dxa"/>
-          </w:tblCellMar>
-        </w:tblPrEx>
-        <w:trPr>
-          <w:trHeight w:val="306" w:hRule="atLeast"/>
-        </w:trPr>
-        <w:tc>
-          <w:tcPr>
-            <w:tcW w:w="2248" w:type="pct"/>
-            <w:tcBorders>
-              <w:top w:val="single" w:color="F1F1F1" w:sz="6" w:space="0"/>
-              <w:bottom w:val="single" w:color="F1F1F1" w:sz="6" w:space="0"/>
-              <w:right w:val="nil"/>
-              <w:tl2br w:val="nil"/>
-              <w:tr2bl w:val="nil"/>
-            </w:tcBorders>
-            <w:vAlign w:val="center"/>
-          </w:tcPr>
-          <w:p>
-            <w:pPr>
-              <w:keepNext w:val="0"/>
-              <w:keepLines w:val="0"/>
-              <w:widowControl w:val="0"/>
-              <w:suppressLineNumbers w:val="0"/>
-              <w:spacing w:before="0" w:beforeAutospacing="0" w:after="0" w:afterAutospacing="0"/>
-              <w:ind w:left="0" w:leftChars="0" w:right="0" w:rightChars="0" w:firstLine="0" w:firstLineChars="0"/>
-              <w:jc w:val="center"/>
-              <w:rPr>
-                <w:rFonts w:hint="default" w:ascii="Times New Roman" w:hAnsi="Times New Roman" w:eastAsia="宋体" w:cs="Times New Roman"/>
-                <w:b/>
-                <w:bCs/>
-                <w:color w:val="auto"/>
-                <w:kern w:val="2"/>
-                <w:sz w:val="20"/>
-                <w:szCs w:val="20"/>
-                <w:lang w:val="en-US" w:eastAsia="zh-CN" w:bidi="ar"/>
-              </w:rPr>
-            </w:pPr>
-            <w:r>
-              <w:rPr>
-                <w:rFonts w:hint="default" w:ascii="Times New Roman" w:hAnsi="Times New Roman" w:cs="Times New Roman"/>
-                <w:b/>
-                <w:bCs/>
-                <w:color w:val="auto"/>
-                <w:kern w:val="2"/>
-                <w:sz w:val="20"/>
-                <w:szCs w:val="20"/>
-                <w:lang w:val="en-US" w:eastAsia="zh-CN" w:bidi="ar"/>
-              </w:rPr>
-              <w:t>相对强度噪声</w:t>
-            </w:r>
-            <w:r>
-              <w:rPr>
-                <w:rFonts w:hint="eastAsia" w:cs="Times New Roman"/>
-                <w:b/>
-                <w:bCs/>
-                <w:color w:val="auto"/>
-                <w:kern w:val="2"/>
-                <w:sz w:val="20"/>
-                <w:szCs w:val="20"/>
-                <w:lang w:val="en-US" w:eastAsia="zh-CN" w:bidi="ar"/>
-              </w:rPr>
-              <w:t>（</w:t>
-            </w:r>
-            <w:r>
-              <w:rPr>
-                <w:rFonts w:hint="default" w:ascii="Times New Roman" w:hAnsi="Times New Roman" w:cs="Times New Roman"/>
-                <w:b/>
-                <w:bCs/>
-                <w:color w:val="auto"/>
-                <w:kern w:val="2"/>
-                <w:sz w:val="20"/>
-                <w:szCs w:val="20"/>
-                <w:lang w:val="en-US" w:eastAsia="zh-CN" w:bidi="ar"/>
-              </w:rPr>
-              <w:t>RIN</w:t>
-            </w:r>
-            <w:r>
-              <w:rPr>
-                <w:rFonts w:hint="eastAsia" w:cs="Times New Roman"/>
-                <w:b/>
-                <w:bCs/>
-                <w:color w:val="auto"/>
-                <w:kern w:val="2"/>
-                <w:sz w:val="20"/>
-                <w:szCs w:val="20"/>
-                <w:lang w:val="en-US" w:eastAsia="zh-CN" w:bidi="ar"/>
-              </w:rPr>
-              <w:t>）</w:t>
-            </w:r>
-          </w:p>
-        </w:tc>
-        <w:tc>
-          <w:tcPr>
-            <w:tcW w:w="1791" w:type="pct"/>
-            <w:tcBorders>
-              <w:top w:val="single" w:color="F1F1F1" w:sz="6" w:space="0"/>
-              <w:left w:val="nil"/>
-              <w:bottom w:val="single" w:color="F1F1F1" w:sz="6" w:space="0"/>
-              <w:right w:val="nil"/>
-              <w:tl2br w:val="nil"/>
-              <w:tr2bl w:val="nil"/>
-            </w:tcBorders>
-            <w:vAlign w:val="center"/>
-          </w:tcPr>
-          <w:p>
-            <w:pPr>
-              <w:keepNext w:val="0"/>
-              <w:keepLines w:val="0"/>
-              <w:widowControl w:val="0"/>
-              <w:suppressLineNumbers w:val="0"/>
-              <w:spacing w:before="0" w:beforeAutospacing="0" w:after="0" w:afterAutospacing="0"/>
-              <w:ind w:left="0" w:leftChars="0" w:right="0" w:rightChars="0" w:firstLine="0" w:firstLineChars="0"/>
-              <w:jc w:val="center"/>
-              <w:rPr>
-                <w:rFonts w:hint="default" w:ascii="Times New Roman" w:hAnsi="Times New Roman" w:eastAsia="宋体" w:cstheme="minorBidi"/>
-                <w:b/>
-                <w:bCs/>
-                <w:color w:val="auto"/>
-                <w:kern w:val="2"/>
-                <w:sz w:val="20"/>
-                <w:szCs w:val="20"/>
-                <w:vertAlign w:val="baseline"/>
-                <w:lang w:val="en-US" w:eastAsia="zh-CN" w:bidi="ar-SA"/>
-              </w:rPr>
-            </w:pPr>
-            <w:r>
-              <w:rPr>
-                <w:rFonts w:hint="eastAsia" w:eastAsia="宋体"/>
-                <w:b/>
-                <w:bCs/>
-                <w:color w:val="000000" w:themeColor="text1"/>
-                <w:sz w:val="20"/>
-                <w:szCs w:val="20"/>
-                <w:lang w:val="en-US" w:eastAsia="zh-CN"/>
-                <w14:textFill>
-                  <w14:solidFill>
-                    <w14:schemeClr w14:val="tx1"/>
-                  </w14:solidFill>
-                </w14:textFill>
-              </w:rPr>
-              <w:t>{{ text_rin }}</w:t>
-            </w:r>
-          </w:p>
-        </w:tc>
-        <w:tc>
-          <w:tcPr>
-            <w:tcW w:w="474" w:type="pct"/>
-            <w:tcBorders>
-              <w:top w:val="single" w:color="F1F1F1" w:sz="6" w:space="0"/>
-              <w:left w:val="nil"/>
-              <w:bottom w:val="single" w:color="F1F1F1" w:sz="6" w:space="0"/>
-              <w:right w:val="nil"/>
-              <w:tl2br w:val="nil"/>
-              <w:tr2bl w:val="nil"/>
-            </w:tcBorders>
-            <w:vAlign w:val="center"/>
-          </w:tcPr>
-          <w:p>
-            <w:pPr>
-              <w:keepNext w:val="0"/>
-              <w:keepLines w:val="0"/>
-              <w:widowControl w:val="0"/>
-              <w:suppressLineNumbers w:val="0"/>
-              <w:spacing w:before="0" w:beforeAutospacing="0" w:after="0" w:afterAutospacing="0"/>
-              <w:ind w:left="0" w:leftChars="0" w:right="0" w:rightChars="0" w:firstLine="0" w:firstLineChars="0"/>
-              <w:jc w:val="center"/>
-              <w:rPr>
-                <w:rFonts w:hint="default" w:ascii="Times New Roman" w:hAnsi="Times New Roman" w:eastAsia="宋体" w:cs="Times New Roman"/>
-                <w:b/>
-                <w:bCs/>
-                <w:color w:val="auto"/>
-                <w:kern w:val="2"/>
-                <w:sz w:val="20"/>
-                <w:szCs w:val="20"/>
-                <w:lang w:val="en-US" w:eastAsia="zh-CN" w:bidi="ar-SA"/>
-              </w:rPr>
-            </w:pPr>
-            <w:r>
-              <w:rPr>
-                <w:rFonts w:hint="default" w:ascii="Times New Roman" w:hAnsi="Times New Roman" w:cs="Times New Roman"/>
-                <w:b/>
-                <w:bCs/>
-                <w:color w:val="auto"/>
-                <w:kern w:val="2"/>
-                <w:sz w:val="20"/>
-                <w:szCs w:val="20"/>
-                <w:lang w:val="en-US" w:eastAsia="zh-CN" w:bidi="ar"/>
-              </w:rPr>
-              <w:t>%</w:t>
-            </w:r>
-          </w:p>
-        </w:tc>
-        <w:tc>
-          <w:tcPr>
-            <w:tcW w:w="485" w:type="pct"/>
-            <w:tcBorders>
-              <w:top w:val="single" w:color="F1F1F1" w:sz="6" w:space="0"/>
-              <w:left w:val="nil"/>
-              <w:bottom w:val="single" w:color="F1F1F1" w:sz="6" w:space="0"/>
-              <w:tl2br w:val="nil"/>
-              <w:tr2bl w:val="nil"/>
-            </w:tcBorders>
-            <w:vAlign w:val="center"/>
-          </w:tcPr>
-          <w:p>
-            <w:pPr>
-              <w:keepNext w:val="0"/>
-              <w:keepLines w:val="0"/>
-              <w:widowControl w:val="0"/>
-              <w:suppressLineNumbers w:val="0"/>
-              <w:spacing w:before="0" w:beforeAutospacing="0" w:after="0" w:afterAutospacing="0"/>
-              <w:ind w:left="0" w:leftChars="0" w:right="0" w:rightChars="0" w:firstLine="0" w:firstLineChars="0"/>
-              <w:jc w:val="center"/>
-              <w:rPr>
-                <w:rFonts w:hint="default" w:cs="Times New Roman"/>
-                <w:b/>
-                <w:bCs/>
-                <w:color w:val="auto"/>
-                <w:kern w:val="2"/>
-                <w:sz w:val="20"/>
-                <w:szCs w:val="20"/>
-                <w:lang w:val="en-US" w:eastAsia="zh-CN" w:bidi="ar"/>
-              </w:rPr>
-            </w:pPr>
-            <w:r>
-              <w:rPr>
-                <w:rFonts w:hint="eastAsia" w:cs="Times New Roman"/>
-                <w:b/>
-                <w:bCs/>
-                <w:color w:val="auto"/>
-                <w:kern w:val="2"/>
-                <w:sz w:val="20"/>
-                <w:szCs w:val="20"/>
-                <w:lang w:val="en-US" w:eastAsia="zh-CN" w:bidi="ar"/>
-              </w:rPr>
-              <w:t>Fig.1</w:t>
             </w:r>
           </w:p>
         </w:tc>
@@ -5106,14 +5189,15 @@
               <w:ind w:left="0" w:leftChars="0" w:right="0" w:rightChars="0" w:firstLine="0" w:firstLineChars="0"/>
               <w:jc w:val="center"/>
               <w:rPr>
-                <w:rFonts w:hint="eastAsia" w:ascii="Times New Roman" w:hAnsi="Times New Roman" w:eastAsia="宋体" w:cs="Times New Roman"/>
-                <w:b/>
-                <w:bCs/>
-                <w:color w:val="auto"/>
-                <w:kern w:val="2"/>
-                <w:sz w:val="20"/>
-                <w:szCs w:val="20"/>
-                <w:lang w:val="en-US" w:eastAsia="zh-CN" w:bidi="ar"/>
+                <w:rFonts w:hint="eastAsia" w:ascii="Times New Roman" w:hAnsi="Times New Roman" w:eastAsia="宋体" w:cstheme="minorBidi"/>
+                <w:b/>
+                <w:bCs/>
+                <w:color w:val="auto"/>
+                <w:kern w:val="2"/>
+                <w:sz w:val="28"/>
+                <w:szCs w:val="28"/>
+                <w:vertAlign w:val="baseline"/>
+                <w:lang w:val="en-US" w:eastAsia="zh-CN" w:bidi="ar-SA"/>
               </w:rPr>
             </w:pPr>
             <w:r>
@@ -5121,77 +5205,13 @@
                 <w:rFonts w:hint="eastAsia" w:cs="Times New Roman"/>
                 <w:b/>
                 <w:bCs/>
-                <w:kern w:val="2"/>
-                <w:sz w:val="20"/>
-                <w:szCs w:val="20"/>
-                <w:lang w:val="en-US" w:eastAsia="zh-CN" w:bidi="ar"/>
-              </w:rPr>
-              <w:t>Power</w:t>
-            </w:r>
-            <w:r>
-              <w:rPr>
-                <w:rFonts w:hint="eastAsia" w:cs="Times New Roman"/>
-                <w:b/>
-                <w:bCs/>
-                <w:color w:val="auto"/>
-                <w:kern w:val="2"/>
-                <w:sz w:val="20"/>
-                <w:szCs w:val="20"/>
-                <w:lang w:val="en-US" w:eastAsia="zh-CN" w:bidi="ar"/>
-              </w:rPr>
-              <w:t xml:space="preserve"> Mode</w:t>
-            </w:r>
-            <w:r>
-              <w:rPr>
-                <w:rFonts w:hint="default" w:ascii="Times New Roman" w:hAnsi="Times New Roman" w:eastAsia="宋体" w:cs="Times New Roman"/>
-                <w:b/>
-                <w:bCs/>
-                <w:color w:val="auto"/>
-                <w:kern w:val="2"/>
-                <w:sz w:val="20"/>
-                <w:szCs w:val="20"/>
-                <w:lang w:val="en-US" w:eastAsia="zh-CN" w:bidi="ar"/>
-              </w:rPr>
-              <w:t>功率稳定性</w:t>
-            </w:r>
-            <w:r>
-              <w:rPr>
-                <w:rFonts w:hint="eastAsia" w:cs="Times New Roman"/>
-                <w:b/>
-                <w:bCs/>
-                <w:color w:val="auto"/>
-                <w:kern w:val="2"/>
-                <w:sz w:val="20"/>
-                <w:szCs w:val="20"/>
-                <w:lang w:val="en-US" w:eastAsia="zh-CN" w:bidi="ar"/>
-              </w:rPr>
-              <w:t>（</w:t>
-            </w:r>
-            <w:r>
-              <w:rPr>
-                <w:rFonts w:hint="default" w:ascii="Times New Roman" w:hAnsi="Times New Roman" w:cs="Times New Roman"/>
-                <w:b/>
-                <w:bCs/>
-                <w:color w:val="auto"/>
-                <w:kern w:val="2"/>
-                <w:sz w:val="20"/>
-                <w:szCs w:val="20"/>
-                <w:lang w:val="en-US" w:eastAsia="zh-CN" w:bidi="ar"/>
-              </w:rPr>
-              <w:t>RMS</w:t>
-            </w:r>
-            <w:r>
-              <w:rPr>
-                <w:rFonts w:hint="eastAsia" w:cs="Times New Roman"/>
-                <w:b/>
-                <w:bCs/>
-                <w:color w:val="auto"/>
-                <w:kern w:val="2"/>
-                <w:sz w:val="20"/>
-                <w:szCs w:val="20"/>
-                <w:lang w:val="en-US" w:eastAsia="zh-CN" w:bidi="ar"/>
-              </w:rPr>
-              <w:t>）</w:t>
+                <w:color w:val="auto"/>
+                <w:kern w:val="2"/>
+                <w:sz w:val="20"/>
+                <w:szCs w:val="20"/>
+                <w:lang w:val="en-US" w:eastAsia="zh-CN" w:bidi="ar"/>
+              </w:rPr>
+              <w:t>激光线宽（100us积分）</w:t>
             </w:r>
           </w:p>
         </w:tc>
@@ -5221,7 +5241,7 @@
                 <w:rFonts w:hint="default" w:ascii="Times New Roman" w:hAnsi="Times New Roman" w:eastAsia="宋体" w:cstheme="minorBidi"/>
                 <w:b/>
                 <w:bCs/>
-                <w:color w:val="0000FF"/>
+                <w:color w:val="auto"/>
                 <w:kern w:val="2"/>
                 <w:sz w:val="20"/>
                 <w:szCs w:val="20"/>
@@ -5231,235 +5251,16 @@
             </w:pPr>
             <w:r>
               <w:rPr>
-                <w:rFonts w:hint="eastAsia" w:eastAsia="宋体"/>
-                <w:b/>
-                <w:bCs/>
-                <w:color w:val="000000" w:themeColor="text1"/>
+                <w:rFonts w:hint="eastAsia"/>
+                <w:b/>
+                <w:bCs/>
+                <w:color w:val="FF0000"/>
                 <w:sz w:val="20"/>
                 <w:szCs w:val="20"/>
                 <w:lang w:val="en-US" w:eastAsia="zh-CN"/>
-                <w14:textFill>
-                  <w14:solidFill>
-                    <w14:schemeClr w14:val="tx1"/>
-                  </w14:solidFill>
-                </w14:textFill>
-              </w:rPr>
-              <w:t>{{ text_RMS }}</w:t>
-            </w:r>
-          </w:p>
-        </w:tc>
-        <w:tc>
-          <w:tcPr>
-            <w:tcW w:w="474" w:type="pct"/>
-            <w:tcBorders>
-              <w:top w:val="single" w:color="F1F1F1" w:sz="6" w:space="0"/>
-              <w:left w:val="nil"/>
-              <w:bottom w:val="single" w:color="F1F1F1" w:sz="6" w:space="0"/>
-              <w:right w:val="nil"/>
-              <w:tl2br w:val="nil"/>
-              <w:tr2bl w:val="nil"/>
-            </w:tcBorders>
-            <w:vAlign w:val="center"/>
-          </w:tcPr>
-          <w:p>
-            <w:pPr>
-              <w:keepNext w:val="0"/>
-              <w:keepLines w:val="0"/>
-              <w:widowControl w:val="0"/>
-              <w:suppressLineNumbers w:val="0"/>
-              <w:spacing w:before="0" w:beforeAutospacing="0" w:after="0" w:afterAutospacing="0"/>
-              <w:ind w:left="0" w:leftChars="0" w:right="0" w:rightChars="0" w:firstLine="0" w:firstLineChars="0"/>
-              <w:jc w:val="center"/>
-              <w:rPr>
-                <w:rFonts w:hint="default" w:ascii="Times New Roman" w:hAnsi="Times New Roman" w:eastAsia="宋体" w:cs="Times New Roman"/>
-                <w:b/>
-                <w:bCs/>
-                <w:color w:val="auto"/>
-                <w:kern w:val="2"/>
-                <w:sz w:val="20"/>
-                <w:szCs w:val="20"/>
-                <w:lang w:val="en-US" w:eastAsia="zh-CN" w:bidi="ar-SA"/>
-              </w:rPr>
-            </w:pPr>
-            <w:r>
-              <w:rPr>
-                <w:rFonts w:hint="default" w:ascii="Times New Roman" w:hAnsi="Times New Roman" w:eastAsia="宋体" w:cs="Times New Roman"/>
-                <w:b/>
-                <w:bCs/>
-                <w:color w:val="auto"/>
-                <w:kern w:val="2"/>
-                <w:sz w:val="20"/>
-                <w:szCs w:val="20"/>
-                <w:lang w:val="en-US" w:eastAsia="zh-CN" w:bidi="ar"/>
-              </w:rPr>
-              <w:t>%</w:t>
-            </w:r>
-          </w:p>
-        </w:tc>
-        <w:tc>
-          <w:tcPr>
-            <w:tcW w:w="485" w:type="pct"/>
-            <w:tcBorders>
-              <w:top w:val="single" w:color="F1F1F1" w:sz="6" w:space="0"/>
-              <w:left w:val="nil"/>
-              <w:bottom w:val="single" w:color="F1F1F1" w:sz="6" w:space="0"/>
-              <w:tl2br w:val="nil"/>
-              <w:tr2bl w:val="nil"/>
-            </w:tcBorders>
-            <w:vAlign w:val="center"/>
-          </w:tcPr>
-          <w:p>
-            <w:pPr>
-              <w:keepNext w:val="0"/>
-              <w:keepLines w:val="0"/>
-              <w:widowControl w:val="0"/>
-              <w:suppressLineNumbers w:val="0"/>
-              <w:spacing w:before="0" w:beforeAutospacing="0" w:after="0" w:afterAutospacing="0"/>
-              <w:ind w:left="0" w:leftChars="0" w:right="0" w:rightChars="0" w:firstLine="0" w:firstLineChars="0"/>
-              <w:jc w:val="center"/>
-              <w:rPr>
-                <w:rFonts w:hint="eastAsia" w:ascii="Times New Roman" w:hAnsi="Times New Roman" w:eastAsia="宋体" w:cs="Times New Roman"/>
-                <w:b/>
-                <w:bCs/>
-                <w:color w:val="auto"/>
-                <w:kern w:val="2"/>
-                <w:sz w:val="20"/>
-                <w:szCs w:val="20"/>
-                <w:lang w:val="en-US" w:eastAsia="zh-CN" w:bidi="ar"/>
-              </w:rPr>
-            </w:pPr>
-            <w:r>
-              <w:rPr>
-                <w:rFonts w:hint="eastAsia" w:cs="Times New Roman"/>
-                <w:b/>
-                <w:bCs/>
-                <w:color w:val="auto"/>
-                <w:kern w:val="2"/>
-                <w:sz w:val="20"/>
-                <w:szCs w:val="20"/>
-                <w:lang w:val="en-US" w:eastAsia="zh-CN" w:bidi="ar"/>
-              </w:rPr>
-              <w:t>-</w:t>
-            </w:r>
-          </w:p>
-        </w:tc>
-      </w:tr>
-      <w:tr>
-        <w:tblPrEx>
-          <w:tblBorders>
-            <w:top w:val="single" w:color="000000" w:themeColor="text1" w:sz="12" w:space="0"/>
-            <w:left w:val="none" w:color="auto" w:sz="0" w:space="0"/>
-            <w:bottom w:val="single" w:color="000000" w:themeColor="text1" w:sz="12" w:space="0"/>
-            <w:right w:val="none" w:color="auto" w:sz="0" w:space="0"/>
-            <w:insideH w:val="none" w:color="auto" w:sz="0" w:space="0"/>
-            <w:insideV w:val="none" w:color="auto" w:sz="0" w:space="0"/>
-          </w:tblBorders>
-          <w:tblCellMar>
-            <w:top w:w="0" w:type="dxa"/>
-            <w:left w:w="108" w:type="dxa"/>
-            <w:bottom w:w="0" w:type="dxa"/>
-            <w:right w:w="108" w:type="dxa"/>
-          </w:tblCellMar>
-        </w:tblPrEx>
-        <w:trPr>
-          <w:trHeight w:val="283" w:hRule="atLeast"/>
-        </w:trPr>
-        <w:tc>
-          <w:tcPr>
-            <w:tcW w:w="2248" w:type="pct"/>
-            <w:tcBorders>
-              <w:top w:val="single" w:color="F1F1F1" w:sz="6" w:space="0"/>
-              <w:bottom w:val="single" w:color="F1F1F1" w:sz="6" w:space="0"/>
-              <w:right w:val="nil"/>
-              <w:tl2br w:val="nil"/>
-              <w:tr2bl w:val="nil"/>
-            </w:tcBorders>
-            <w:vAlign w:val="center"/>
-          </w:tcPr>
-          <w:p>
-            <w:pPr>
-              <w:keepNext w:val="0"/>
-              <w:keepLines w:val="0"/>
-              <w:widowControl w:val="0"/>
-              <w:suppressLineNumbers w:val="0"/>
-              <w:spacing w:before="0" w:beforeAutospacing="0" w:after="0" w:afterAutospacing="0"/>
-              <w:ind w:left="0" w:leftChars="0" w:right="0" w:rightChars="0" w:firstLine="0" w:firstLineChars="0"/>
-              <w:jc w:val="center"/>
-              <w:rPr>
-                <w:rFonts w:hint="eastAsia" w:ascii="Times New Roman" w:hAnsi="Times New Roman" w:eastAsia="宋体" w:cstheme="minorBidi"/>
-                <w:b/>
-                <w:bCs/>
-                <w:color w:val="auto"/>
-                <w:kern w:val="2"/>
-                <w:sz w:val="28"/>
-                <w:szCs w:val="28"/>
-                <w:vertAlign w:val="baseline"/>
-                <w:lang w:val="en-US" w:eastAsia="zh-CN" w:bidi="ar-SA"/>
-              </w:rPr>
-            </w:pPr>
-            <w:r>
-              <w:rPr>
-                <w:rFonts w:hint="eastAsia" w:cs="Times New Roman"/>
-                <w:b/>
-                <w:bCs/>
-                <w:color w:val="auto"/>
-                <w:kern w:val="2"/>
-                <w:sz w:val="20"/>
-                <w:szCs w:val="20"/>
-                <w:lang w:val="en-US" w:eastAsia="zh-CN" w:bidi="ar"/>
-              </w:rPr>
-              <w:t>激光线宽（100us积分）</w:t>
-            </w:r>
-          </w:p>
-        </w:tc>
-        <w:tc>
-          <w:tcPr>
-            <w:tcW w:w="1791" w:type="pct"/>
-            <w:tcBorders>
-              <w:top w:val="single" w:color="F1F1F1" w:sz="6" w:space="0"/>
-              <w:left w:val="nil"/>
-              <w:bottom w:val="single" w:color="F1F1F1" w:sz="6" w:space="0"/>
-              <w:right w:val="nil"/>
-              <w:tl2br w:val="nil"/>
-              <w:tr2bl w:val="nil"/>
-            </w:tcBorders>
-            <w:vAlign w:val="center"/>
-          </w:tcPr>
-          <w:p>
-            <w:pPr>
-              <w:keepNext w:val="0"/>
-              <w:keepLines w:val="0"/>
-              <w:widowControl w:val="0"/>
-              <w:suppressLineNumbers w:val="0"/>
-              <w:spacing w:before="0" w:beforeAutospacing="0" w:after="0" w:afterAutospacing="0"/>
-              <w:ind w:left="0" w:leftChars="0" w:right="0" w:rightChars="0" w:firstLine="0" w:firstLineChars="0"/>
-              <w:jc w:val="center"/>
-              <w:rPr>
-                <w:rFonts w:hint="default" w:ascii="Times New Roman" w:hAnsi="Times New Roman" w:eastAsia="宋体" w:cstheme="minorBidi"/>
-                <w:b/>
-                <w:bCs/>
-                <w:color w:val="auto"/>
-                <w:kern w:val="2"/>
-                <w:sz w:val="20"/>
-                <w:szCs w:val="20"/>
-                <w:vertAlign w:val="baseline"/>
-                <w:lang w:val="en-US" w:eastAsia="zh-CN" w:bidi="ar-SA"/>
-              </w:rPr>
-            </w:pPr>
-            <w:r>
-              <w:rPr>
-                <w:rFonts w:hint="eastAsia"/>
-                <w:b/>
-                <w:bCs/>
-                <w:color w:val="FF0000"/>
-                <w:sz w:val="20"/>
-                <w:szCs w:val="20"/>
-                <w:lang w:val="en-US" w:eastAsia="zh-CN"/>
               </w:rPr>
               <w:t>xxxxxx</w:t>
             </w:r>
-            <w:bookmarkStart w:id="16" w:name="_GoBack"/>
-            <w:bookmarkEnd w:id="16"/>
           </w:p>
         </w:tc>
         <w:tc>
@@ -7586,14 +7387,28 @@
     <w:p>
       <w:pPr>
         <w:pStyle w:val="3"/>
+        <w:keepNext/>
+        <w:keepLines/>
+        <w:pageBreakBefore w:val="0"/>
+        <w:widowControl w:val="0"/>
+        <w:kinsoku/>
+        <w:wordWrap/>
+        <w:overflowPunct/>
+        <w:topLinePunct w:val="0"/>
+        <w:autoSpaceDE/>
+        <w:autoSpaceDN/>
         <w:bidi w:val="0"/>
+        <w:adjustRightInd/>
+        <w:snapToGrid/>
+        <w:spacing w:before="0" w:beforeLines="0" w:after="0" w:afterLines="0"/>
+        <w:textAlignment w:val="auto"/>
         <w:rPr>
           <w:rFonts w:hint="eastAsia"/>
           <w:lang w:val="en-US" w:eastAsia="zh-CN"/>
         </w:rPr>
       </w:pPr>
-      <w:bookmarkStart w:id="7" w:name="_Toc17982"/>
-      <w:bookmarkStart w:id="8" w:name="_Toc26506"/>
+      <w:bookmarkStart w:id="7" w:name="_Toc26506"/>
+      <w:bookmarkStart w:id="8" w:name="_Toc17982"/>
       <w:r>
         <w:rPr>
           <w:rFonts w:hint="eastAsia"/>
@@ -7892,7 +7707,7 @@
         <w:bidi w:val="0"/>
         <w:adjustRightInd/>
         <w:snapToGrid/>
-        <w:spacing w:before="0" w:beforeLines="0"/>
+        <w:spacing w:before="0" w:beforeLines="0" w:line="240" w:lineRule="auto"/>
         <w:textAlignment w:val="auto"/>
         <w:rPr>
           <w:rFonts w:hint="eastAsia"/>
@@ -7919,7 +7734,7 @@
         <w:bidi w:val="0"/>
         <w:adjustRightInd/>
         <w:snapToGrid/>
-        <w:spacing w:before="0" w:beforeLines="0"/>
+        <w:spacing w:before="0" w:beforeLines="0" w:line="240" w:lineRule="auto"/>
         <w:textAlignment w:val="auto"/>
         <w:rPr>
           <w:rFonts w:hint="default"/>
@@ -8055,6 +7870,9 @@
             <w:right w:w="108" w:type="dxa"/>
           </w:tblCellMar>
         </w:tblPrEx>
+        <w:trPr>
+          <w:trHeight w:val="90" w:hRule="atLeast"/>
+        </w:trPr>
         <w:tc>
           <w:tcPr>
             <w:tcW w:w="8522" w:type="dxa"/>
@@ -8194,15 +8012,15 @@
             </w:r>
             <w:r>
               <w:rPr>
-                <w:rFonts w:hint="eastAsia"/>
-                <w:b/>
-                <w:bCs/>
-                <w:color w:val="FF0000"/>
+                <w:rFonts w:hint="eastAsia" w:cs="Times New Roman"/>
+                <w:b/>
+                <w:bCs/>
+                <w:color w:val="auto"/>
                 <w:sz w:val="20"/>
                 <w:szCs w:val="20"/>
                 <w:lang w:val="en-US" w:eastAsia="zh-CN"/>
               </w:rPr>
-              <w:t>xxxxxx</w:t>
+              <w:t>{{ text_PZT_range }}</w:t>
             </w:r>
             <w:r>
               <w:rPr>
@@ -8534,7 +8352,7 @@
         <w:bidi w:val="0"/>
         <w:adjustRightInd/>
         <w:snapToGrid/>
-        <w:spacing w:before="0" w:beforeLines="0"/>
+        <w:spacing w:before="0" w:beforeLines="0" w:line="240" w:lineRule="auto"/>
         <w:textAlignment w:val="auto"/>
         <w:rPr>
           <w:rFonts w:hint="eastAsia"/>
@@ -8560,7 +8378,7 @@
         <w:bidi w:val="0"/>
         <w:adjustRightInd/>
         <w:snapToGrid/>
-        <w:spacing w:before="0" w:beforeLines="0"/>
+        <w:spacing w:before="0" w:beforeLines="0" w:line="240" w:lineRule="auto"/>
         <w:textAlignment w:val="auto"/>
         <w:rPr>
           <w:rFonts w:hint="default"/>
@@ -8619,6 +8437,12 @@
             <w:insideH w:val="single" w:color="auto" w:sz="4" w:space="0"/>
             <w:insideV w:val="single" w:color="auto" w:sz="4" w:space="0"/>
           </w:tblBorders>
+          <w:tblCellMar>
+            <w:top w:w="0" w:type="dxa"/>
+            <w:left w:w="108" w:type="dxa"/>
+            <w:bottom w:w="0" w:type="dxa"/>
+            <w:right w:w="108" w:type="dxa"/>
+          </w:tblCellMar>
         </w:tblPrEx>
         <w:trPr>
           <w:trHeight w:val="5011" w:hRule="atLeast"/>
@@ -8676,7 +8500,6 @@
             <w:insideH w:val="single" w:color="auto" w:sz="4" w:space="0"/>
             <w:insideV w:val="single" w:color="auto" w:sz="4" w:space="0"/>
           </w:tblBorders>
-          <w:shd w:val="clear" w:color="auto" w:fill="auto"/>
           <w:tblCellMar>
             <w:top w:w="0" w:type="dxa"/>
             <w:left w:w="108" w:type="dxa"/>
@@ -8940,7 +8763,6 @@
             <w:insideH w:val="single" w:color="auto" w:sz="4" w:space="0"/>
             <w:insideV w:val="single" w:color="auto" w:sz="4" w:space="0"/>
           </w:tblBorders>
-          <w:shd w:val="clear" w:color="auto" w:fill="auto"/>
           <w:tblCellMar>
             <w:top w:w="0" w:type="dxa"/>
             <w:left w:w="108" w:type="dxa"/>
@@ -9005,7 +8827,6 @@
             <w:insideH w:val="single" w:color="auto" w:sz="4" w:space="0"/>
             <w:insideV w:val="single" w:color="auto" w:sz="4" w:space="0"/>
           </w:tblBorders>
-          <w:shd w:val="clear" w:color="auto" w:fill="auto"/>
           <w:tblCellMar>
             <w:top w:w="0" w:type="dxa"/>
             <w:left w:w="108" w:type="dxa"/>

--- a/report/templates/template_default.docx
+++ b/report/templates/template_default.docx
@@ -3871,23 +3871,7 @@
                 <w:vertAlign w:val="baseline"/>
                 <w:lang w:val="en-US" w:eastAsia="zh-CN" w:bidi="ar-SA"/>
               </w:rPr>
-              <w:t>{{ text_hot_waverange</w:t>
-            </w:r>
-            <w:bookmarkStart w:id="16" w:name="_GoBack"/>
-            <w:bookmarkEnd w:id="16"/>
-            <w:r>
-              <w:rPr>
-                <w:rFonts w:hint="eastAsia" w:cstheme="minorBidi"/>
-                <w:b/>
-                <w:bCs/>
-                <w:color w:val="auto"/>
-                <w:kern w:val="2"/>
-                <w:sz w:val="20"/>
-                <w:szCs w:val="20"/>
-                <w:vertAlign w:val="baseline"/>
-                <w:lang w:val="en-US" w:eastAsia="zh-CN" w:bidi="ar-SA"/>
-              </w:rPr>
-              <w:t xml:space="preserve"> }}</w:t>
+              <w:t>{{ text_hot_waverange }}</w:t>
             </w:r>
           </w:p>
         </w:tc>
@@ -7823,12 +7807,6 @@
             <w:insideH w:val="single" w:color="auto" w:sz="4" w:space="0"/>
             <w:insideV w:val="single" w:color="auto" w:sz="4" w:space="0"/>
           </w:tblBorders>
-          <w:tblCellMar>
-            <w:top w:w="0" w:type="dxa"/>
-            <w:left w:w="108" w:type="dxa"/>
-            <w:bottom w:w="0" w:type="dxa"/>
-            <w:right w:w="108" w:type="dxa"/>
-          </w:tblCellMar>
         </w:tblPrEx>
         <w:trPr>
           <w:trHeight w:val="4336" w:hRule="atLeast"/>
@@ -7886,7 +7864,6 @@
             <w:insideH w:val="single" w:color="auto" w:sz="4" w:space="0"/>
             <w:insideV w:val="single" w:color="auto" w:sz="4" w:space="0"/>
           </w:tblBorders>
-          <w:shd w:val="clear" w:color="auto" w:fill="auto"/>
           <w:tblCellMar>
             <w:top w:w="0" w:type="dxa"/>
             <w:left w:w="108" w:type="dxa"/>
@@ -8131,12 +8108,6 @@
             <w:insideV w:val="single" w:color="auto" w:sz="4" w:space="0"/>
           </w:tblBorders>
           <w:shd w:val="clear" w:color="auto" w:fill="auto"/>
-          <w:tblCellMar>
-            <w:top w:w="0" w:type="dxa"/>
-            <w:left w:w="108" w:type="dxa"/>
-            <w:bottom w:w="0" w:type="dxa"/>
-            <w:right w:w="108" w:type="dxa"/>
-          </w:tblCellMar>
         </w:tblPrEx>
         <w:tc>
           <w:tcPr>
@@ -8157,6 +8128,7 @@
               <w:suppressLineNumbers w:val="0"/>
               <w:spacing w:before="0" w:beforeAutospacing="0" w:after="0" w:afterAutospacing="0"/>
               <w:ind w:left="0" w:right="0"/>
+              <w:jc w:val="center"/>
               <w:rPr>
                 <w:rFonts w:hint="default" w:ascii="Times New Roman" w:hAnsi="Times New Roman" w:eastAsia="宋体" w:cs="Times New Roman"/>
                 <w:b/>
@@ -8178,6 +8150,8 @@
               </w:rPr>
               <w:t>{{ img_spectrumSNR }}</w:t>
             </w:r>
+            <w:bookmarkStart w:id="16" w:name="_GoBack"/>
+            <w:bookmarkEnd w:id="16"/>
           </w:p>
         </w:tc>
       </w:tr>
@@ -8462,6 +8436,12 @@
             <w:insideV w:val="single" w:color="auto" w:sz="4" w:space="0"/>
           </w:tblBorders>
           <w:shd w:val="clear" w:color="auto" w:fill="auto"/>
+          <w:tblCellMar>
+            <w:top w:w="0" w:type="dxa"/>
+            <w:left w:w="108" w:type="dxa"/>
+            <w:bottom w:w="0" w:type="dxa"/>
+            <w:right w:w="108" w:type="dxa"/>
+          </w:tblCellMar>
         </w:tblPrEx>
         <w:trPr>
           <w:trHeight w:val="5011" w:hRule="atLeast"/>
@@ -8784,12 +8764,6 @@
             <w:insideV w:val="single" w:color="auto" w:sz="4" w:space="0"/>
           </w:tblBorders>
           <w:shd w:val="clear" w:color="auto" w:fill="auto"/>
-          <w:tblCellMar>
-            <w:top w:w="0" w:type="dxa"/>
-            <w:left w:w="108" w:type="dxa"/>
-            <w:bottom w:w="0" w:type="dxa"/>
-            <w:right w:w="108" w:type="dxa"/>
-          </w:tblCellMar>
         </w:tblPrEx>
         <w:trPr>
           <w:trHeight w:val="5011" w:hRule="atLeast"/>

--- a/report/templates/template_default.docx
+++ b/report/templates/template_default.docx
@@ -420,48 +420,9 @@
           <w:rFonts w:hint="eastAsia"/>
           <w:lang w:val="en-US" w:eastAsia="zh-CN"/>
         </w:rPr>
-      </w:pPr>
-      <w:r>
-        <w:rPr>
-          <w:rFonts w:hint="eastAsia"/>
-          <w:lang w:val="en-US" w:eastAsia="zh-CN"/>
-        </w:rPr>
-        <w:br w:type="page"/>
-      </w:r>
-    </w:p>
-    <w:p>
-      <w:pPr>
-        <w:rPr>
-          <w:rFonts w:hint="eastAsia"/>
-          <w:lang w:val="en-US" w:eastAsia="zh-CN"/>
-        </w:rPr>
         <w:sectPr>
           <w:headerReference r:id="rId3" w:type="default"/>
           <w:footerReference r:id="rId4" w:type="default"/>
-          <w:pgSz w:w="11906" w:h="16838"/>
-          <w:pgMar w:top="1440" w:right="1800" w:bottom="1440" w:left="1800" w:header="851" w:footer="992" w:gutter="0"/>
-          <w:pgBorders w:display="firstPage">
-            <w:top w:val="thinThickThinLargeGap" w:color="auto" w:sz="48" w:space="1"/>
-            <w:left w:val="thinThickThinLargeGap" w:color="auto" w:sz="48" w:space="4"/>
-            <w:bottom w:val="thinThickThinLargeGap" w:color="auto" w:sz="48" w:space="1"/>
-            <w:right w:val="thinThickThinLargeGap" w:color="auto" w:sz="48" w:space="4"/>
-          </w:pgBorders>
-          <w:pgNumType w:fmt="decimal"/>
-          <w:cols w:space="425" w:num="1"/>
-          <w:docGrid w:type="lines" w:linePitch="312" w:charSpace="0"/>
-        </w:sectPr>
-      </w:pPr>
-    </w:p>
-    <w:p>
-      <w:pPr>
-        <w:pStyle w:val="2"/>
-        <w:bidi w:val="0"/>
-        <w:jc w:val="center"/>
-        <w:rPr>
-          <w:rFonts w:hint="eastAsia"/>
-          <w:lang w:val="en-US" w:eastAsia="zh-CN"/>
-        </w:rPr>
-        <w:sectPr>
           <w:pgSz w:w="11906" w:h="16838"/>
           <w:pgMar w:top="1440" w:right="1800" w:bottom="1440" w:left="1800" w:header="851" w:footer="992" w:gutter="0"/>
           <w:pgBorders>
@@ -475,6 +436,13 @@
           <w:docGrid w:type="lines" w:linePitch="312" w:charSpace="0"/>
         </w:sectPr>
       </w:pPr>
+      <w:r>
+        <w:rPr>
+          <w:rFonts w:hint="eastAsia"/>
+          <w:lang w:val="en-US" w:eastAsia="zh-CN"/>
+        </w:rPr>
+        <w:br w:type="page"/>
+      </w:r>
     </w:p>
     <w:p>
       <w:pPr>
@@ -509,6 +477,8 @@
       </w:r>
       <w:bookmarkEnd w:id="0"/>
       <w:bookmarkEnd w:id="1"/>
+      <w:bookmarkStart w:id="16" w:name="_GoBack"/>
+      <w:bookmarkEnd w:id="16"/>
       <w:r>
         <w:rPr>
           <w:sz w:val="44"/>
@@ -7532,6 +7502,7 @@
               <w:suppressLineNumbers w:val="0"/>
               <w:spacing w:before="0" w:beforeAutospacing="0" w:after="0" w:afterAutospacing="0"/>
               <w:ind w:left="0" w:right="0"/>
+              <w:jc w:val="center"/>
               <w:rPr>
                 <w:rFonts w:hint="default" w:ascii="Times New Roman" w:hAnsi="Times New Roman" w:eastAsia="宋体" w:cs="Times New Roman"/>
                 <w:b/>
@@ -7807,6 +7778,13 @@
             <w:insideH w:val="single" w:color="auto" w:sz="4" w:space="0"/>
             <w:insideV w:val="single" w:color="auto" w:sz="4" w:space="0"/>
           </w:tblBorders>
+          <w:shd w:val="clear" w:color="auto" w:fill="auto"/>
+          <w:tblCellMar>
+            <w:top w:w="0" w:type="dxa"/>
+            <w:left w:w="108" w:type="dxa"/>
+            <w:bottom w:w="0" w:type="dxa"/>
+            <w:right w:w="108" w:type="dxa"/>
+          </w:tblCellMar>
         </w:tblPrEx>
         <w:trPr>
           <w:trHeight w:val="4336" w:hRule="atLeast"/>
@@ -7830,6 +7808,7 @@
               <w:suppressLineNumbers w:val="0"/>
               <w:spacing w:before="0" w:beforeAutospacing="0" w:after="0" w:afterAutospacing="0"/>
               <w:ind w:left="0" w:right="0"/>
+              <w:jc w:val="center"/>
               <w:rPr>
                 <w:rFonts w:hint="default" w:ascii="Times New Roman" w:hAnsi="Times New Roman" w:eastAsia="宋体" w:cs="Times New Roman"/>
                 <w:b/>
@@ -7864,6 +7843,7 @@
             <w:insideH w:val="single" w:color="auto" w:sz="4" w:space="0"/>
             <w:insideV w:val="single" w:color="auto" w:sz="4" w:space="0"/>
           </w:tblBorders>
+          <w:shd w:val="clear" w:color="auto" w:fill="auto"/>
           <w:tblCellMar>
             <w:top w:w="0" w:type="dxa"/>
             <w:left w:w="108" w:type="dxa"/>
@@ -8108,6 +8088,12 @@
             <w:insideV w:val="single" w:color="auto" w:sz="4" w:space="0"/>
           </w:tblBorders>
           <w:shd w:val="clear" w:color="auto" w:fill="auto"/>
+          <w:tblCellMar>
+            <w:top w:w="0" w:type="dxa"/>
+            <w:left w:w="108" w:type="dxa"/>
+            <w:bottom w:w="0" w:type="dxa"/>
+            <w:right w:w="108" w:type="dxa"/>
+          </w:tblCellMar>
         </w:tblPrEx>
         <w:tc>
           <w:tcPr>
@@ -8150,8 +8136,6 @@
               </w:rPr>
               <w:t>{{ img_spectrumSNR }}</w:t>
             </w:r>
-            <w:bookmarkStart w:id="16" w:name="_GoBack"/>
-            <w:bookmarkEnd w:id="16"/>
           </w:p>
         </w:tc>
       </w:tr>
@@ -8465,6 +8449,7 @@
               <w:suppressLineNumbers w:val="0"/>
               <w:spacing w:before="0" w:beforeAutospacing="0" w:after="0" w:afterAutospacing="0"/>
               <w:ind w:left="0" w:right="0"/>
+              <w:jc w:val="center"/>
               <w:rPr>
                 <w:rFonts w:hint="eastAsia" w:ascii="Times New Roman" w:hAnsi="Times New Roman" w:eastAsia="宋体" w:cs="Times New Roman"/>
                 <w:b/>
@@ -8499,7 +8484,6 @@
             <w:insideH w:val="single" w:color="auto" w:sz="4" w:space="0"/>
             <w:insideV w:val="single" w:color="auto" w:sz="4" w:space="0"/>
           </w:tblBorders>
-          <w:shd w:val="clear" w:color="auto" w:fill="auto"/>
           <w:tblCellMar>
             <w:top w:w="0" w:type="dxa"/>
             <w:left w:w="108" w:type="dxa"/>
@@ -8764,6 +8748,12 @@
             <w:insideV w:val="single" w:color="auto" w:sz="4" w:space="0"/>
           </w:tblBorders>
           <w:shd w:val="clear" w:color="auto" w:fill="auto"/>
+          <w:tblCellMar>
+            <w:top w:w="0" w:type="dxa"/>
+            <w:left w:w="108" w:type="dxa"/>
+            <w:bottom w:w="0" w:type="dxa"/>
+            <w:right w:w="108" w:type="dxa"/>
+          </w:tblCellMar>
         </w:tblPrEx>
         <w:trPr>
           <w:trHeight w:val="5011" w:hRule="atLeast"/>
@@ -8787,6 +8777,7 @@
               <w:suppressLineNumbers w:val="0"/>
               <w:spacing w:before="0" w:beforeAutospacing="0" w:after="0" w:afterAutospacing="0"/>
               <w:ind w:left="0" w:right="0"/>
+              <w:jc w:val="center"/>
               <w:rPr>
                 <w:rFonts w:hint="default" w:ascii="Times New Roman" w:hAnsi="Times New Roman" w:eastAsia="宋体" w:cs="Times New Roman"/>
                 <w:b/>
@@ -8822,7 +8813,6 @@
             <w:insideH w:val="single" w:color="auto" w:sz="4" w:space="0"/>
             <w:insideV w:val="single" w:color="auto" w:sz="4" w:space="0"/>
           </w:tblBorders>
-          <w:shd w:val="clear" w:color="auto" w:fill="auto"/>
           <w:tblCellMar>
             <w:top w:w="0" w:type="dxa"/>
             <w:left w:w="108" w:type="dxa"/>
@@ -10207,7 +10197,6 @@
 <s:customData xmlns="http://www.wps.cn/officeDocument/2013/wpsCustomData" xmlns:s="http://www.wps.cn/officeDocument/2013/wpsCustomData">
   <customSectProps>
     <customSectPr/>
-    <customSectPr/>
   </customSectProps>
   <customShpExts>
     <customShpInfo spid="_x0000_s1026" textRotate="1"/>

--- a/report/templates/template_default.docx
+++ b/report/templates/template_default.docx
@@ -477,8 +477,6 @@
       </w:r>
       <w:bookmarkEnd w:id="0"/>
       <w:bookmarkEnd w:id="1"/>
-      <w:bookmarkStart w:id="16" w:name="_GoBack"/>
-      <w:bookmarkEnd w:id="16"/>
       <w:r>
         <w:rPr>
           <w:sz w:val="44"/>
@@ -1111,60 +1109,36 @@
                 <w:szCs w:val="20"/>
                 <w:lang w:val="en-US" w:eastAsia="zh-CN"/>
               </w:rPr>
-              <w:t>型号：</w:t>
-            </w:r>
+              <w:t>型号：{{ text_model }}</w:t>
+            </w:r>
+          </w:p>
+          <w:p>
+            <w:pPr>
+              <w:keepNext w:val="0"/>
+              <w:keepLines w:val="0"/>
+              <w:suppressLineNumbers w:val="0"/>
+              <w:bidi w:val="0"/>
+              <w:spacing w:before="0" w:beforeAutospacing="0" w:after="0" w:afterAutospacing="0"/>
+              <w:ind w:left="0" w:right="0"/>
+              <w:jc w:val="center"/>
+              <w:rPr>
+                <w:rFonts w:hint="default"/>
+                <w:sz w:val="20"/>
+                <w:szCs w:val="20"/>
+                <w:lang w:val="en-US"/>
+              </w:rPr>
+            </w:pPr>
             <w:r>
               <w:rPr>
                 <w:rFonts w:hint="eastAsia"/>
                 <w:b/>
                 <w:bCs/>
-                <w:color w:val="FF0000"/>
+                <w:color w:val="auto"/>
                 <w:sz w:val="20"/>
                 <w:szCs w:val="20"/>
                 <w:lang w:val="en-US" w:eastAsia="zh-CN"/>
               </w:rPr>
-              <w:t>xxxxxx</w:t>
-            </w:r>
-          </w:p>
-          <w:p>
-            <w:pPr>
-              <w:keepNext w:val="0"/>
-              <w:keepLines w:val="0"/>
-              <w:suppressLineNumbers w:val="0"/>
-              <w:bidi w:val="0"/>
-              <w:spacing w:before="0" w:beforeAutospacing="0" w:after="0" w:afterAutospacing="0"/>
-              <w:ind w:left="0" w:right="0"/>
-              <w:jc w:val="center"/>
-              <w:rPr>
-                <w:rFonts w:hint="default"/>
-                <w:sz w:val="20"/>
-                <w:szCs w:val="20"/>
-                <w:lang w:val="en-US"/>
-              </w:rPr>
-            </w:pPr>
-            <w:r>
-              <w:rPr>
-                <w:rFonts w:hint="eastAsia"/>
-                <w:b/>
-                <w:bCs/>
-                <w:color w:val="auto"/>
-                <w:sz w:val="20"/>
-                <w:szCs w:val="20"/>
-                <w:lang w:val="en-US" w:eastAsia="zh-CN"/>
-              </w:rPr>
-              <w:t>编号：</w:t>
-            </w:r>
-            <w:r>
-              <w:rPr>
-                <w:rFonts w:hint="eastAsia"/>
-                <w:b/>
-                <w:bCs/>
-                <w:color w:val="FF0000"/>
-                <w:sz w:val="20"/>
-                <w:szCs w:val="20"/>
-                <w:lang w:val="en-US" w:eastAsia="zh-CN"/>
-              </w:rPr>
-              <w:t>xxxxxx</w:t>
+              <w:t>编号：{{ text_number }}</w:t>
             </w:r>
           </w:p>
         </w:tc>
@@ -1353,8 +1327,8 @@
           <w:lang w:val="en-US" w:eastAsia="zh-CN"/>
         </w:rPr>
       </w:pPr>
-      <w:bookmarkStart w:id="4" w:name="_Toc22194"/>
-      <w:bookmarkStart w:id="5" w:name="_Toc9647"/>
+      <w:bookmarkStart w:id="4" w:name="_Toc9647"/>
+      <w:bookmarkStart w:id="5" w:name="_Toc22194"/>
       <w:r>
         <w:rPr>
           <w:rFonts w:hint="eastAsia"/>
@@ -1680,6 +1654,34 @@
                 <w:lang w:val="en-US" w:eastAsia="zh-CN" w:bidi="ar"/>
               </w:rPr>
             </w:pPr>
+            <w:r>
+              <w:rPr>
+                <w:rFonts w:hint="eastAsia" w:cs="Times New Roman"/>
+                <w:b/>
+                <w:bCs/>
+                <w:color w:val="auto"/>
+                <w:kern w:val="2"/>
+                <w:sz w:val="20"/>
+                <w:szCs w:val="20"/>
+                <w:lang w:val="en-US" w:eastAsia="zh-CN" w:bidi="ar"/>
+              </w:rPr>
+              <w:t>{{ text_serial</w:t>
+            </w:r>
+            <w:bookmarkStart w:id="16" w:name="_GoBack"/>
+            <w:bookmarkEnd w:id="16"/>
+            <w:r>
+              <w:rPr>
+                <w:rFonts w:hint="eastAsia" w:cs="Times New Roman"/>
+                <w:b/>
+                <w:bCs/>
+                <w:color w:val="auto"/>
+                <w:kern w:val="2"/>
+                <w:sz w:val="20"/>
+                <w:szCs w:val="20"/>
+                <w:lang w:val="en-US" w:eastAsia="zh-CN" w:bidi="ar"/>
+              </w:rPr>
+              <w:t xml:space="preserve"> }}</w:t>
+            </w:r>
           </w:p>
         </w:tc>
         <w:tc>
@@ -7386,8 +7388,8 @@
           <w:lang w:val="en-US" w:eastAsia="zh-CN"/>
         </w:rPr>
       </w:pPr>
-      <w:bookmarkStart w:id="7" w:name="_Toc17982"/>
-      <w:bookmarkStart w:id="8" w:name="_Toc26506"/>
+      <w:bookmarkStart w:id="7" w:name="_Toc26506"/>
+      <w:bookmarkStart w:id="8" w:name="_Toc17982"/>
       <w:r>
         <w:rPr>
           <w:rFonts w:hint="eastAsia"/>
@@ -7422,8 +7424,8 @@
           <w:lang w:val="en-US" w:eastAsia="zh-CN"/>
         </w:rPr>
       </w:pPr>
-      <w:bookmarkStart w:id="9" w:name="_Toc18902"/>
-      <w:bookmarkStart w:id="10" w:name="_Toc27757"/>
+      <w:bookmarkStart w:id="9" w:name="_Toc27757"/>
+      <w:bookmarkStart w:id="10" w:name="_Toc18902"/>
       <w:r>
         <w:rPr>
           <w:rFonts w:hint="eastAsia"/>
@@ -8813,6 +8815,7 @@
             <w:insideH w:val="single" w:color="auto" w:sz="4" w:space="0"/>
             <w:insideV w:val="single" w:color="auto" w:sz="4" w:space="0"/>
           </w:tblBorders>
+          <w:shd w:val="clear" w:color="auto" w:fill="auto"/>
           <w:tblCellMar>
             <w:top w:w="0" w:type="dxa"/>
             <w:left w:w="108" w:type="dxa"/>
@@ -10197,6 +10200,7 @@
 <s:customData xmlns="http://www.wps.cn/officeDocument/2013/wpsCustomData" xmlns:s="http://www.wps.cn/officeDocument/2013/wpsCustomData">
   <customSectProps>
     <customSectPr/>
+    <customSectPr/>
   </customSectProps>
   <customShpExts>
     <customShpInfo spid="_x0000_s1026" textRotate="1"/>
